--- a/praktikum6/Laporan_PBO6.docx
+++ b/praktikum6/Laporan_PBO6.docx
@@ -17,15 +17,7 @@
           <w:b/>
           <w:sz w:val="52"/>
         </w:rPr>
-        <w:t xml:space="preserve">LAPORAN PRAKTIKUM PBO </w:t>
-      </w:r>
-      <w:r>
-        <w:rPr>
-          <w:rFonts w:asciiTheme="majorBidi" w:hAnsiTheme="majorBidi" w:cstheme="majorBidi"/>
-          <w:b/>
-          <w:sz w:val="52"/>
-        </w:rPr>
-        <w:t>6</w:t>
+        <w:t>LAPORAN PRAKTIKUM PBO 6</w:t>
       </w:r>
     </w:p>
     <w:p>
@@ -420,6 +412,43 @@
     <w:p>
       <w:pPr>
         <w:pStyle w:val="Judul1"/>
+        <w:rPr>
+          <w:color w:val="auto"/>
+          <w:sz w:val="22"/>
+          <w:szCs w:val="22"/>
+        </w:rPr>
+      </w:pPr>
+      <w:r>
+        <w:rPr>
+          <w:color w:val="auto"/>
+          <w:sz w:val="22"/>
+          <w:szCs w:val="22"/>
+        </w:rPr>
+        <w:lastRenderedPageBreak/>
+        <w:t xml:space="preserve">Repo: </w:t>
+      </w:r>
+      <w:hyperlink r:id="rId7" w:history="1">
+        <w:r>
+          <w:rPr>
+            <w:rStyle w:val="Hyperlink"/>
+            <w:sz w:val="22"/>
+            <w:szCs w:val="22"/>
+          </w:rPr>
+          <w:t>https://github.com/FirdausSinau/PBO</w:t>
+        </w:r>
+      </w:hyperlink>
+      <w:r>
+        <w:rPr>
+          <w:color w:val="auto"/>
+          <w:sz w:val="22"/>
+          <w:szCs w:val="22"/>
+        </w:rPr>
+        <w:t xml:space="preserve"> </w:t>
+      </w:r>
+    </w:p>
+    <w:p>
+      <w:pPr>
+        <w:pStyle w:val="Judul1"/>
         <w:jc w:val="center"/>
         <w:rPr>
           <w:color w:val="auto"/>
@@ -430,7 +459,13 @@
           <w:color w:val="auto"/>
           <w:sz w:val="40"/>
         </w:rPr>
-        <w:lastRenderedPageBreak/>
+        <w:br/>
+      </w:r>
+      <w:r>
+        <w:rPr>
+          <w:color w:val="auto"/>
+          <w:sz w:val="40"/>
+        </w:rPr>
         <w:t>BAGIAN A - Another Type of Employee</w:t>
       </w:r>
     </w:p>
@@ -1274,6 +1309,7 @@
           <w:rFonts w:ascii="Courier New" w:hAnsi="Courier New" w:cs="Courier New"/>
           <w:sz w:val="17"/>
         </w:rPr>
+        <w:lastRenderedPageBreak/>
         <w:t xml:space="preserve">    public Commission(String eName, String eAddress, String ePhone,</w:t>
       </w:r>
     </w:p>
@@ -1370,7 +1406,6 @@
           <w:rFonts w:ascii="Courier New" w:hAnsi="Courier New" w:cs="Courier New"/>
           <w:sz w:val="17"/>
         </w:rPr>
-        <w:lastRenderedPageBreak/>
         <w:t xml:space="preserve">        totalSales = 0;</w:t>
       </w:r>
     </w:p>
@@ -2013,73 +2048,61 @@
         <w:rPr>
           <w:rFonts w:cs="Calibri"/>
         </w:rPr>
+        <w:t xml:space="preserve"> Commission</w:t>
+      </w:r>
+      <w:r>
+        <w:rPr>
+          <w:rFonts w:cs="Calibri"/>
+          <w:sz w:val="19"/>
+        </w:rPr>
         <w:t xml:space="preserve"> </w:t>
       </w:r>
       <w:r>
         <w:rPr>
           <w:rFonts w:cs="Calibri"/>
         </w:rPr>
-        <w:t>Commission</w:t>
-      </w:r>
-      <w:r>
-        <w:rPr>
-          <w:rFonts w:cs="Calibri"/>
-          <w:sz w:val="19"/>
+        <w:t xml:space="preserve">c6 </w:t>
+      </w:r>
+      <w:proofErr w:type="spellStart"/>
+      <w:r>
+        <w:rPr>
+          <w:rFonts w:cs="Calibri"/>
+        </w:rPr>
+        <w:t>sebagai</w:t>
+      </w:r>
+      <w:proofErr w:type="spellEnd"/>
+      <w:r>
+        <w:rPr>
+          <w:rFonts w:cs="Calibri"/>
         </w:rPr>
         <w:t xml:space="preserve"> </w:t>
       </w:r>
-      <w:r>
-        <w:rPr>
-          <w:rFonts w:cs="Calibri"/>
-        </w:rPr>
-        <w:t>c6</w:t>
-      </w:r>
-      <w:r>
-        <w:rPr>
-          <w:rFonts w:cs="Calibri"/>
-        </w:rPr>
-        <w:t xml:space="preserve"> </w:t>
-      </w:r>
       <w:proofErr w:type="spellStart"/>
       <w:r>
         <w:rPr>
           <w:rFonts w:cs="Calibri"/>
         </w:rPr>
-        <w:t>sebagai</w:t>
+        <w:t>persiapan</w:t>
       </w:r>
       <w:proofErr w:type="spellEnd"/>
       <w:r>
         <w:rPr>
           <w:rFonts w:cs="Calibri"/>
         </w:rPr>
-        <w:t xml:space="preserve"> </w:t>
+        <w:t>/setup</w:t>
+      </w:r>
+      <w:r>
+        <w:rPr>
+          <w:rFonts w:cs="Calibri"/>
+        </w:rPr>
+        <w:t xml:space="preserve">, </w:t>
       </w:r>
       <w:proofErr w:type="spellStart"/>
       <w:r>
         <w:rPr>
           <w:rFonts w:cs="Calibri"/>
         </w:rPr>
-        <w:t>persiapan</w:t>
-      </w:r>
-      <w:proofErr w:type="spellEnd"/>
-      <w:r>
-        <w:rPr>
-          <w:rFonts w:cs="Calibri"/>
-        </w:rPr>
-        <w:t>/setup</w:t>
-      </w:r>
-      <w:r>
-        <w:rPr>
-          <w:rFonts w:cs="Calibri"/>
-        </w:rPr>
-        <w:t>, k</w:t>
-      </w:r>
-      <w:proofErr w:type="spellStart"/>
-      <w:r>
-        <w:rPr>
-          <w:rFonts w:cs="Calibri"/>
-        </w:rPr>
-        <w:t>arena</w:t>
+        <w:t>karena</w:t>
       </w:r>
       <w:proofErr w:type="spellEnd"/>
       <w:r>
@@ -2257,6 +2280,7 @@
           <w:rFonts w:cs="Calibri"/>
           <w:sz w:val="17"/>
         </w:rPr>
+        <w:lastRenderedPageBreak/>
         <w:t>-----------------------------------</w:t>
       </w:r>
     </w:p>
@@ -2302,38 +2326,521 @@
           <w:rFonts w:cs="Calibri"/>
           <w:sz w:val="17"/>
         </w:rPr>
+        <w:t>Phone: 555-0101</w:t>
+      </w:r>
+    </w:p>
+    <w:p>
+      <w:pPr>
+        <w:rPr>
+          <w:rFonts w:cs="Calibri"/>
+          <w:sz w:val="17"/>
+        </w:rPr>
+      </w:pPr>
+      <w:r>
+        <w:rPr>
+          <w:rFonts w:cs="Calibri"/>
+          <w:sz w:val="17"/>
+        </w:rPr>
+        <w:t>Social Security Number: 987-65-4321</w:t>
+      </w:r>
+    </w:p>
+    <w:p>
+      <w:pPr>
+        <w:rPr>
+          <w:rFonts w:cs="Calibri"/>
+          <w:sz w:val="17"/>
+        </w:rPr>
+      </w:pPr>
+      <w:r>
+        <w:rPr>
+          <w:rFonts w:cs="Calibri"/>
+          <w:sz w:val="17"/>
+        </w:rPr>
+        <w:t>Paid: 1246.15</w:t>
+      </w:r>
+    </w:p>
+    <w:p>
+      <w:pPr>
+        <w:rPr>
+          <w:rFonts w:cs="Calibri"/>
+          <w:sz w:val="17"/>
+        </w:rPr>
+      </w:pPr>
+      <w:r>
+        <w:rPr>
+          <w:rFonts w:cs="Calibri"/>
+          <w:sz w:val="17"/>
+        </w:rPr>
+        <w:t>-----------------------------------</w:t>
+      </w:r>
+    </w:p>
+    <w:p>
+      <w:pPr>
+        <w:rPr>
+          <w:rFonts w:cs="Calibri"/>
+          <w:sz w:val="17"/>
+        </w:rPr>
+      </w:pPr>
+      <w:r>
+        <w:rPr>
+          <w:rFonts w:cs="Calibri"/>
+          <w:sz w:val="17"/>
+        </w:rPr>
+        <w:t>Name: Woody</w:t>
+      </w:r>
+    </w:p>
+    <w:p>
+      <w:pPr>
+        <w:rPr>
+          <w:rFonts w:cs="Calibri"/>
+          <w:sz w:val="17"/>
+        </w:rPr>
+      </w:pPr>
+      <w:r>
+        <w:rPr>
+          <w:rFonts w:cs="Calibri"/>
+          <w:sz w:val="17"/>
+        </w:rPr>
+        <w:t>Address: 789 Off Rocker</w:t>
+      </w:r>
+    </w:p>
+    <w:p>
+      <w:pPr>
+        <w:rPr>
+          <w:rFonts w:cs="Calibri"/>
+          <w:sz w:val="17"/>
+        </w:rPr>
+      </w:pPr>
+      <w:r>
+        <w:rPr>
+          <w:rFonts w:cs="Calibri"/>
+          <w:sz w:val="17"/>
+        </w:rPr>
+        <w:t>Phone: 555-0000</w:t>
+      </w:r>
+    </w:p>
+    <w:p>
+      <w:pPr>
+        <w:rPr>
+          <w:rFonts w:cs="Calibri"/>
+          <w:sz w:val="17"/>
+        </w:rPr>
+      </w:pPr>
+      <w:r>
+        <w:rPr>
+          <w:rFonts w:cs="Calibri"/>
+          <w:sz w:val="17"/>
+        </w:rPr>
+        <w:t>Social Security Number: 010-20-3040</w:t>
+      </w:r>
+    </w:p>
+    <w:p>
+      <w:pPr>
+        <w:rPr>
+          <w:rFonts w:cs="Calibri"/>
+          <w:sz w:val="17"/>
+        </w:rPr>
+      </w:pPr>
+      <w:r>
+        <w:rPr>
+          <w:rFonts w:cs="Calibri"/>
+          <w:sz w:val="17"/>
+        </w:rPr>
+        <w:t>Paid: 1169.23</w:t>
+      </w:r>
+    </w:p>
+    <w:p>
+      <w:pPr>
+        <w:rPr>
+          <w:rFonts w:cs="Calibri"/>
+          <w:sz w:val="17"/>
+        </w:rPr>
+      </w:pPr>
+      <w:r>
+        <w:rPr>
+          <w:rFonts w:cs="Calibri"/>
+          <w:sz w:val="17"/>
+        </w:rPr>
+        <w:t>-----------------------------------</w:t>
+      </w:r>
+    </w:p>
+    <w:p>
+      <w:pPr>
+        <w:rPr>
+          <w:rFonts w:cs="Calibri"/>
+          <w:sz w:val="17"/>
+        </w:rPr>
+      </w:pPr>
+      <w:r>
+        <w:rPr>
+          <w:rFonts w:cs="Calibri"/>
+          <w:sz w:val="17"/>
+        </w:rPr>
+        <w:t>Name: Diane</w:t>
+      </w:r>
+    </w:p>
+    <w:p>
+      <w:pPr>
+        <w:rPr>
+          <w:rFonts w:cs="Calibri"/>
+          <w:sz w:val="17"/>
+        </w:rPr>
+      </w:pPr>
+      <w:r>
+        <w:rPr>
+          <w:rFonts w:cs="Calibri"/>
+          <w:sz w:val="17"/>
+        </w:rPr>
+        <w:t>Address: 678 Fifth Ave.</w:t>
+      </w:r>
+    </w:p>
+    <w:p>
+      <w:pPr>
+        <w:rPr>
+          <w:rFonts w:cs="Calibri"/>
+          <w:sz w:val="17"/>
+        </w:rPr>
+      </w:pPr>
+      <w:r>
+        <w:rPr>
+          <w:rFonts w:cs="Calibri"/>
+          <w:sz w:val="17"/>
+        </w:rPr>
+        <w:t>Phone: 555-0690</w:t>
+      </w:r>
+    </w:p>
+    <w:p>
+      <w:pPr>
+        <w:rPr>
+          <w:rFonts w:cs="Calibri"/>
+          <w:sz w:val="17"/>
+        </w:rPr>
+      </w:pPr>
+      <w:r>
+        <w:rPr>
+          <w:rFonts w:cs="Calibri"/>
+          <w:sz w:val="17"/>
+        </w:rPr>
+        <w:t>Social Security Number: 958-47-3625</w:t>
+      </w:r>
+    </w:p>
+    <w:p>
+      <w:pPr>
+        <w:rPr>
+          <w:rFonts w:cs="Calibri"/>
+          <w:sz w:val="17"/>
+        </w:rPr>
+      </w:pPr>
+      <w:r>
+        <w:rPr>
+          <w:rFonts w:cs="Calibri"/>
+          <w:sz w:val="17"/>
+        </w:rPr>
+        <w:t>Current hours: 40</w:t>
+      </w:r>
+    </w:p>
+    <w:p>
+      <w:pPr>
+        <w:rPr>
+          <w:rFonts w:cs="Calibri"/>
+          <w:sz w:val="17"/>
+        </w:rPr>
+      </w:pPr>
+      <w:r>
+        <w:rPr>
+          <w:rFonts w:cs="Calibri"/>
+          <w:sz w:val="17"/>
+        </w:rPr>
+        <w:t>Paid: 422.0</w:t>
+      </w:r>
+    </w:p>
+    <w:p>
+      <w:pPr>
+        <w:rPr>
+          <w:rFonts w:cs="Calibri"/>
+          <w:sz w:val="17"/>
+        </w:rPr>
+      </w:pPr>
+      <w:r>
+        <w:rPr>
+          <w:rFonts w:cs="Calibri"/>
+          <w:sz w:val="17"/>
+        </w:rPr>
+        <w:t>-----------------------------------</w:t>
+      </w:r>
+    </w:p>
+    <w:p>
+      <w:pPr>
+        <w:rPr>
+          <w:rFonts w:cs="Calibri"/>
+          <w:sz w:val="17"/>
+        </w:rPr>
+      </w:pPr>
+      <w:r>
+        <w:rPr>
+          <w:rFonts w:cs="Calibri"/>
+          <w:sz w:val="17"/>
+        </w:rPr>
+        <w:t>Name: Norm</w:t>
+      </w:r>
+    </w:p>
+    <w:p>
+      <w:pPr>
+        <w:rPr>
+          <w:rFonts w:cs="Calibri"/>
+          <w:sz w:val="17"/>
+        </w:rPr>
+      </w:pPr>
+      <w:r>
+        <w:rPr>
+          <w:rFonts w:cs="Calibri"/>
+          <w:sz w:val="17"/>
+        </w:rPr>
+        <w:t>Address: 987 Suds Blvd.</w:t>
+      </w:r>
+    </w:p>
+    <w:p>
+      <w:pPr>
+        <w:rPr>
+          <w:rFonts w:cs="Calibri"/>
+          <w:sz w:val="17"/>
+        </w:rPr>
+      </w:pPr>
+      <w:r>
+        <w:rPr>
+          <w:rFonts w:cs="Calibri"/>
+          <w:sz w:val="17"/>
+        </w:rPr>
+        <w:t>Phone: 555-8374</w:t>
+      </w:r>
+    </w:p>
+    <w:p>
+      <w:pPr>
+        <w:rPr>
+          <w:rFonts w:cs="Calibri"/>
+          <w:sz w:val="17"/>
+        </w:rPr>
+      </w:pPr>
+      <w:proofErr w:type="spellStart"/>
+      <w:r>
+        <w:rPr>
+          <w:rFonts w:cs="Calibri"/>
+          <w:sz w:val="17"/>
+        </w:rPr>
+        <w:t>Mksh</w:t>
+      </w:r>
+      <w:proofErr w:type="spellEnd"/>
+      <w:r>
+        <w:rPr>
+          <w:rFonts w:cs="Calibri"/>
+          <w:sz w:val="17"/>
+        </w:rPr>
+        <w:t xml:space="preserve"> y!</w:t>
+      </w:r>
+    </w:p>
+    <w:p>
+      <w:pPr>
+        <w:rPr>
+          <w:rFonts w:cs="Calibri"/>
+          <w:sz w:val="17"/>
+        </w:rPr>
+      </w:pPr>
+      <w:r>
+        <w:rPr>
+          <w:rFonts w:cs="Calibri"/>
+          <w:sz w:val="17"/>
+        </w:rPr>
+        <w:t>-----------------------------------</w:t>
+      </w:r>
+    </w:p>
+    <w:p>
+      <w:pPr>
+        <w:rPr>
+          <w:rFonts w:cs="Calibri"/>
+          <w:sz w:val="17"/>
+        </w:rPr>
+      </w:pPr>
+      <w:r>
+        <w:rPr>
+          <w:rFonts w:cs="Calibri"/>
+          <w:sz w:val="17"/>
+        </w:rPr>
+        <w:t>Name: Cliff</w:t>
+      </w:r>
+    </w:p>
+    <w:p>
+      <w:pPr>
+        <w:rPr>
+          <w:rFonts w:cs="Calibri"/>
+          <w:sz w:val="17"/>
+        </w:rPr>
+      </w:pPr>
+      <w:r>
+        <w:rPr>
+          <w:rFonts w:cs="Calibri"/>
+          <w:sz w:val="17"/>
+        </w:rPr>
+        <w:t>Address: 321 Duds Lane</w:t>
+      </w:r>
+    </w:p>
+    <w:p>
+      <w:pPr>
+        <w:rPr>
+          <w:rFonts w:cs="Calibri"/>
+          <w:sz w:val="17"/>
+        </w:rPr>
+      </w:pPr>
+      <w:r>
+        <w:rPr>
+          <w:rFonts w:cs="Calibri"/>
+          <w:sz w:val="17"/>
+        </w:rPr>
+        <w:t>Phone: 555-7282</w:t>
+      </w:r>
+    </w:p>
+    <w:p>
+      <w:pPr>
+        <w:rPr>
+          <w:rFonts w:cs="Calibri"/>
+          <w:sz w:val="17"/>
+        </w:rPr>
+      </w:pPr>
+      <w:proofErr w:type="spellStart"/>
+      <w:r>
+        <w:rPr>
+          <w:rFonts w:cs="Calibri"/>
+          <w:sz w:val="17"/>
+        </w:rPr>
+        <w:t>Mksh</w:t>
+      </w:r>
+      <w:proofErr w:type="spellEnd"/>
+      <w:r>
+        <w:rPr>
+          <w:rFonts w:cs="Calibri"/>
+          <w:sz w:val="17"/>
+        </w:rPr>
+        <w:t xml:space="preserve"> y!</w:t>
+      </w:r>
+    </w:p>
+    <w:p>
+      <w:pPr>
+        <w:rPr>
+          <w:rFonts w:cs="Calibri"/>
+          <w:sz w:val="17"/>
+        </w:rPr>
+      </w:pPr>
+      <w:r>
+        <w:rPr>
+          <w:rFonts w:cs="Calibri"/>
+          <w:sz w:val="17"/>
+        </w:rPr>
+        <w:t>-----------------------------------</w:t>
+      </w:r>
+    </w:p>
+    <w:p>
+      <w:pPr>
+        <w:rPr>
+          <w:rFonts w:cs="Calibri"/>
+          <w:sz w:val="17"/>
+        </w:rPr>
+      </w:pPr>
+      <w:r>
+        <w:rPr>
+          <w:rFonts w:cs="Calibri"/>
+          <w:sz w:val="17"/>
+        </w:rPr>
+        <w:t>Name: Rina</w:t>
+      </w:r>
+    </w:p>
+    <w:p>
+      <w:pPr>
+        <w:rPr>
+          <w:rFonts w:cs="Calibri"/>
+          <w:sz w:val="17"/>
+        </w:rPr>
+      </w:pPr>
+      <w:r>
+        <w:rPr>
+          <w:rFonts w:cs="Calibri"/>
+          <w:sz w:val="17"/>
+        </w:rPr>
+        <w:t>Address: Jl. Merdeka 10</w:t>
+      </w:r>
+    </w:p>
+    <w:p>
+      <w:pPr>
+        <w:rPr>
+          <w:rFonts w:cs="Calibri"/>
+          <w:sz w:val="17"/>
+        </w:rPr>
+      </w:pPr>
+      <w:r>
+        <w:rPr>
+          <w:rFonts w:cs="Calibri"/>
+          <w:sz w:val="17"/>
+        </w:rPr>
+        <w:t>Phone: 555-1122</w:t>
+      </w:r>
+    </w:p>
+    <w:p>
+      <w:pPr>
+        <w:rPr>
+          <w:rFonts w:cs="Calibri"/>
+          <w:sz w:val="17"/>
+        </w:rPr>
+      </w:pPr>
+      <w:r>
+        <w:rPr>
+          <w:rFonts w:cs="Calibri"/>
+          <w:sz w:val="17"/>
+        </w:rPr>
+        <w:t>Social Security Number: 111-22-3333</w:t>
+      </w:r>
+    </w:p>
+    <w:p>
+      <w:pPr>
+        <w:rPr>
+          <w:rFonts w:cs="Calibri"/>
+          <w:sz w:val="17"/>
+        </w:rPr>
+      </w:pPr>
+      <w:r>
+        <w:rPr>
+          <w:rFonts w:cs="Calibri"/>
+          <w:sz w:val="17"/>
+        </w:rPr>
+        <w:t>Current hours: 35</w:t>
+      </w:r>
+    </w:p>
+    <w:p>
+      <w:pPr>
+        <w:rPr>
+          <w:rFonts w:cs="Calibri"/>
+          <w:sz w:val="17"/>
+        </w:rPr>
+      </w:pPr>
+      <w:r>
+        <w:rPr>
+          <w:rFonts w:cs="Calibri"/>
+          <w:sz w:val="17"/>
+        </w:rPr>
+        <w:t>Total Sales: 400.0</w:t>
+      </w:r>
+    </w:p>
+    <w:p>
+      <w:pPr>
+        <w:rPr>
+          <w:rFonts w:cs="Calibri"/>
+          <w:sz w:val="17"/>
+        </w:rPr>
+      </w:pPr>
+      <w:r>
+        <w:rPr>
+          <w:rFonts w:cs="Calibri"/>
+          <w:sz w:val="17"/>
+        </w:rPr>
         <w:lastRenderedPageBreak/>
-        <w:t>Phone: 555-0101</w:t>
-      </w:r>
-    </w:p>
-    <w:p>
-      <w:pPr>
-        <w:rPr>
-          <w:rFonts w:cs="Calibri"/>
-          <w:sz w:val="17"/>
-        </w:rPr>
-      </w:pPr>
-      <w:r>
-        <w:rPr>
-          <w:rFonts w:cs="Calibri"/>
-          <w:sz w:val="17"/>
-        </w:rPr>
-        <w:t>Social Security Number: 987-65-4321</w:t>
-      </w:r>
-    </w:p>
-    <w:p>
-      <w:pPr>
-        <w:rPr>
-          <w:rFonts w:cs="Calibri"/>
-          <w:sz w:val="17"/>
-        </w:rPr>
-      </w:pPr>
-      <w:r>
-        <w:rPr>
-          <w:rFonts w:cs="Calibri"/>
-          <w:sz w:val="17"/>
-        </w:rPr>
-        <w:t>Paid: 1246.15</w:t>
+        <w:t>Paid: 298.75</w:t>
       </w:r>
     </w:p>
     <w:p>
@@ -2363,489 +2870,6 @@
           <w:rFonts w:cs="Calibri"/>
           <w:sz w:val="17"/>
         </w:rPr>
-        <w:t>Name: Woody</w:t>
-      </w:r>
-    </w:p>
-    <w:p>
-      <w:pPr>
-        <w:rPr>
-          <w:rFonts w:cs="Calibri"/>
-          <w:sz w:val="17"/>
-        </w:rPr>
-      </w:pPr>
-      <w:r>
-        <w:rPr>
-          <w:rFonts w:cs="Calibri"/>
-          <w:sz w:val="17"/>
-        </w:rPr>
-        <w:t>Address: 789 Off Rocker</w:t>
-      </w:r>
-    </w:p>
-    <w:p>
-      <w:pPr>
-        <w:rPr>
-          <w:rFonts w:cs="Calibri"/>
-          <w:sz w:val="17"/>
-        </w:rPr>
-      </w:pPr>
-      <w:r>
-        <w:rPr>
-          <w:rFonts w:cs="Calibri"/>
-          <w:sz w:val="17"/>
-        </w:rPr>
-        <w:t>Phone: 555-0000</w:t>
-      </w:r>
-    </w:p>
-    <w:p>
-      <w:pPr>
-        <w:rPr>
-          <w:rFonts w:cs="Calibri"/>
-          <w:sz w:val="17"/>
-        </w:rPr>
-      </w:pPr>
-      <w:r>
-        <w:rPr>
-          <w:rFonts w:cs="Calibri"/>
-          <w:sz w:val="17"/>
-        </w:rPr>
-        <w:t>Social Security Number: 010-20-3040</w:t>
-      </w:r>
-    </w:p>
-    <w:p>
-      <w:pPr>
-        <w:rPr>
-          <w:rFonts w:cs="Calibri"/>
-          <w:sz w:val="17"/>
-        </w:rPr>
-      </w:pPr>
-      <w:r>
-        <w:rPr>
-          <w:rFonts w:cs="Calibri"/>
-          <w:sz w:val="17"/>
-        </w:rPr>
-        <w:t>Paid: 1169.23</w:t>
-      </w:r>
-    </w:p>
-    <w:p>
-      <w:pPr>
-        <w:rPr>
-          <w:rFonts w:cs="Calibri"/>
-          <w:sz w:val="17"/>
-        </w:rPr>
-      </w:pPr>
-      <w:r>
-        <w:rPr>
-          <w:rFonts w:cs="Calibri"/>
-          <w:sz w:val="17"/>
-        </w:rPr>
-        <w:t>-----------------------------------</w:t>
-      </w:r>
-    </w:p>
-    <w:p>
-      <w:pPr>
-        <w:rPr>
-          <w:rFonts w:cs="Calibri"/>
-          <w:sz w:val="17"/>
-        </w:rPr>
-      </w:pPr>
-      <w:r>
-        <w:rPr>
-          <w:rFonts w:cs="Calibri"/>
-          <w:sz w:val="17"/>
-        </w:rPr>
-        <w:t>Name: Diane</w:t>
-      </w:r>
-    </w:p>
-    <w:p>
-      <w:pPr>
-        <w:rPr>
-          <w:rFonts w:cs="Calibri"/>
-          <w:sz w:val="17"/>
-        </w:rPr>
-      </w:pPr>
-      <w:r>
-        <w:rPr>
-          <w:rFonts w:cs="Calibri"/>
-          <w:sz w:val="17"/>
-        </w:rPr>
-        <w:t>Address: 678 Fifth Ave.</w:t>
-      </w:r>
-    </w:p>
-    <w:p>
-      <w:pPr>
-        <w:rPr>
-          <w:rFonts w:cs="Calibri"/>
-          <w:sz w:val="17"/>
-        </w:rPr>
-      </w:pPr>
-      <w:r>
-        <w:rPr>
-          <w:rFonts w:cs="Calibri"/>
-          <w:sz w:val="17"/>
-        </w:rPr>
-        <w:t>Phone: 555-0690</w:t>
-      </w:r>
-    </w:p>
-    <w:p>
-      <w:pPr>
-        <w:rPr>
-          <w:rFonts w:cs="Calibri"/>
-          <w:sz w:val="17"/>
-        </w:rPr>
-      </w:pPr>
-      <w:r>
-        <w:rPr>
-          <w:rFonts w:cs="Calibri"/>
-          <w:sz w:val="17"/>
-        </w:rPr>
-        <w:t>Social Security Number: 958-47-3625</w:t>
-      </w:r>
-    </w:p>
-    <w:p>
-      <w:pPr>
-        <w:rPr>
-          <w:rFonts w:cs="Calibri"/>
-          <w:sz w:val="17"/>
-        </w:rPr>
-      </w:pPr>
-      <w:r>
-        <w:rPr>
-          <w:rFonts w:cs="Calibri"/>
-          <w:sz w:val="17"/>
-        </w:rPr>
-        <w:t>Current hours: 40</w:t>
-      </w:r>
-    </w:p>
-    <w:p>
-      <w:pPr>
-        <w:rPr>
-          <w:rFonts w:cs="Calibri"/>
-          <w:sz w:val="17"/>
-        </w:rPr>
-      </w:pPr>
-      <w:r>
-        <w:rPr>
-          <w:rFonts w:cs="Calibri"/>
-          <w:sz w:val="17"/>
-        </w:rPr>
-        <w:t>Paid: 422.0</w:t>
-      </w:r>
-    </w:p>
-    <w:p>
-      <w:pPr>
-        <w:rPr>
-          <w:rFonts w:cs="Calibri"/>
-          <w:sz w:val="17"/>
-        </w:rPr>
-      </w:pPr>
-      <w:r>
-        <w:rPr>
-          <w:rFonts w:cs="Calibri"/>
-          <w:sz w:val="17"/>
-        </w:rPr>
-        <w:t>-----------------------------------</w:t>
-      </w:r>
-    </w:p>
-    <w:p>
-      <w:pPr>
-        <w:rPr>
-          <w:rFonts w:cs="Calibri"/>
-          <w:sz w:val="17"/>
-        </w:rPr>
-      </w:pPr>
-      <w:r>
-        <w:rPr>
-          <w:rFonts w:cs="Calibri"/>
-          <w:sz w:val="17"/>
-        </w:rPr>
-        <w:t>Name: Norm</w:t>
-      </w:r>
-    </w:p>
-    <w:p>
-      <w:pPr>
-        <w:rPr>
-          <w:rFonts w:cs="Calibri"/>
-          <w:sz w:val="17"/>
-        </w:rPr>
-      </w:pPr>
-      <w:r>
-        <w:rPr>
-          <w:rFonts w:cs="Calibri"/>
-          <w:sz w:val="17"/>
-        </w:rPr>
-        <w:t>Address: 987 Suds Blvd.</w:t>
-      </w:r>
-    </w:p>
-    <w:p>
-      <w:pPr>
-        <w:rPr>
-          <w:rFonts w:cs="Calibri"/>
-          <w:sz w:val="17"/>
-        </w:rPr>
-      </w:pPr>
-      <w:r>
-        <w:rPr>
-          <w:rFonts w:cs="Calibri"/>
-          <w:sz w:val="17"/>
-        </w:rPr>
-        <w:t>Phone: 555-8374</w:t>
-      </w:r>
-    </w:p>
-    <w:p>
-      <w:pPr>
-        <w:rPr>
-          <w:rFonts w:cs="Calibri"/>
-          <w:sz w:val="17"/>
-        </w:rPr>
-      </w:pPr>
-      <w:proofErr w:type="spellStart"/>
-      <w:r>
-        <w:rPr>
-          <w:rFonts w:cs="Calibri"/>
-          <w:sz w:val="17"/>
-        </w:rPr>
-        <w:t>Mksh</w:t>
-      </w:r>
-      <w:proofErr w:type="spellEnd"/>
-      <w:r>
-        <w:rPr>
-          <w:rFonts w:cs="Calibri"/>
-          <w:sz w:val="17"/>
-        </w:rPr>
-        <w:t xml:space="preserve"> y!</w:t>
-      </w:r>
-    </w:p>
-    <w:p>
-      <w:pPr>
-        <w:rPr>
-          <w:rFonts w:cs="Calibri"/>
-          <w:sz w:val="17"/>
-        </w:rPr>
-      </w:pPr>
-      <w:r>
-        <w:rPr>
-          <w:rFonts w:cs="Calibri"/>
-          <w:sz w:val="17"/>
-        </w:rPr>
-        <w:t>-----------------------------------</w:t>
-      </w:r>
-    </w:p>
-    <w:p>
-      <w:pPr>
-        <w:rPr>
-          <w:rFonts w:cs="Calibri"/>
-          <w:sz w:val="17"/>
-        </w:rPr>
-      </w:pPr>
-      <w:r>
-        <w:rPr>
-          <w:rFonts w:cs="Calibri"/>
-          <w:sz w:val="17"/>
-        </w:rPr>
-        <w:t>Name: Cliff</w:t>
-      </w:r>
-    </w:p>
-    <w:p>
-      <w:pPr>
-        <w:rPr>
-          <w:rFonts w:cs="Calibri"/>
-          <w:sz w:val="17"/>
-        </w:rPr>
-      </w:pPr>
-      <w:r>
-        <w:rPr>
-          <w:rFonts w:cs="Calibri"/>
-          <w:sz w:val="17"/>
-        </w:rPr>
-        <w:t>Address: 321 Duds Lane</w:t>
-      </w:r>
-    </w:p>
-    <w:p>
-      <w:pPr>
-        <w:rPr>
-          <w:rFonts w:cs="Calibri"/>
-          <w:sz w:val="17"/>
-        </w:rPr>
-      </w:pPr>
-      <w:r>
-        <w:rPr>
-          <w:rFonts w:cs="Calibri"/>
-          <w:sz w:val="17"/>
-        </w:rPr>
-        <w:t>Phone: 555-7282</w:t>
-      </w:r>
-    </w:p>
-    <w:p>
-      <w:pPr>
-        <w:rPr>
-          <w:rFonts w:cs="Calibri"/>
-          <w:sz w:val="17"/>
-        </w:rPr>
-      </w:pPr>
-      <w:proofErr w:type="spellStart"/>
-      <w:r>
-        <w:rPr>
-          <w:rFonts w:cs="Calibri"/>
-          <w:sz w:val="17"/>
-        </w:rPr>
-        <w:t>Mksh</w:t>
-      </w:r>
-      <w:proofErr w:type="spellEnd"/>
-      <w:r>
-        <w:rPr>
-          <w:rFonts w:cs="Calibri"/>
-          <w:sz w:val="17"/>
-        </w:rPr>
-        <w:t xml:space="preserve"> y!</w:t>
-      </w:r>
-    </w:p>
-    <w:p>
-      <w:pPr>
-        <w:rPr>
-          <w:rFonts w:cs="Calibri"/>
-          <w:sz w:val="17"/>
-        </w:rPr>
-      </w:pPr>
-      <w:r>
-        <w:rPr>
-          <w:rFonts w:cs="Calibri"/>
-          <w:sz w:val="17"/>
-        </w:rPr>
-        <w:t>-----------------------------------</w:t>
-      </w:r>
-    </w:p>
-    <w:p>
-      <w:pPr>
-        <w:rPr>
-          <w:rFonts w:cs="Calibri"/>
-          <w:sz w:val="17"/>
-        </w:rPr>
-      </w:pPr>
-      <w:r>
-        <w:rPr>
-          <w:rFonts w:cs="Calibri"/>
-          <w:sz w:val="17"/>
-        </w:rPr>
-        <w:t>Name: Rina</w:t>
-      </w:r>
-    </w:p>
-    <w:p>
-      <w:pPr>
-        <w:rPr>
-          <w:rFonts w:cs="Calibri"/>
-          <w:sz w:val="17"/>
-        </w:rPr>
-      </w:pPr>
-      <w:r>
-        <w:rPr>
-          <w:rFonts w:cs="Calibri"/>
-          <w:sz w:val="17"/>
-        </w:rPr>
-        <w:t>Address: Jl. Merdeka 10</w:t>
-      </w:r>
-    </w:p>
-    <w:p>
-      <w:pPr>
-        <w:rPr>
-          <w:rFonts w:cs="Calibri"/>
-          <w:sz w:val="17"/>
-        </w:rPr>
-      </w:pPr>
-      <w:r>
-        <w:rPr>
-          <w:rFonts w:cs="Calibri"/>
-          <w:sz w:val="17"/>
-        </w:rPr>
-        <w:t>Phone: 555-1122</w:t>
-      </w:r>
-    </w:p>
-    <w:p>
-      <w:pPr>
-        <w:rPr>
-          <w:rFonts w:cs="Calibri"/>
-          <w:sz w:val="17"/>
-        </w:rPr>
-      </w:pPr>
-      <w:r>
-        <w:rPr>
-          <w:rFonts w:cs="Calibri"/>
-          <w:sz w:val="17"/>
-        </w:rPr>
-        <w:t>Social Security Number: 111-22-3333</w:t>
-      </w:r>
-    </w:p>
-    <w:p>
-      <w:pPr>
-        <w:rPr>
-          <w:rFonts w:cs="Calibri"/>
-          <w:sz w:val="17"/>
-        </w:rPr>
-      </w:pPr>
-      <w:r>
-        <w:rPr>
-          <w:rFonts w:cs="Calibri"/>
-          <w:sz w:val="17"/>
-        </w:rPr>
-        <w:t>Current hours: 35</w:t>
-      </w:r>
-    </w:p>
-    <w:p>
-      <w:pPr>
-        <w:rPr>
-          <w:rFonts w:cs="Calibri"/>
-          <w:sz w:val="17"/>
-        </w:rPr>
-      </w:pPr>
-      <w:r>
-        <w:rPr>
-          <w:rFonts w:cs="Calibri"/>
-          <w:sz w:val="17"/>
-        </w:rPr>
-        <w:t>Total Sales: 400.0</w:t>
-      </w:r>
-    </w:p>
-    <w:p>
-      <w:pPr>
-        <w:rPr>
-          <w:rFonts w:cs="Calibri"/>
-          <w:sz w:val="17"/>
-        </w:rPr>
-      </w:pPr>
-      <w:r>
-        <w:rPr>
-          <w:rFonts w:cs="Calibri"/>
-          <w:sz w:val="17"/>
-        </w:rPr>
-        <w:t>Paid: 298.75</w:t>
-      </w:r>
-    </w:p>
-    <w:p>
-      <w:pPr>
-        <w:rPr>
-          <w:rFonts w:cs="Calibri"/>
-          <w:sz w:val="17"/>
-        </w:rPr>
-      </w:pPr>
-      <w:r>
-        <w:rPr>
-          <w:rFonts w:cs="Calibri"/>
-          <w:sz w:val="17"/>
-        </w:rPr>
-        <w:t>-----------------------------------</w:t>
-      </w:r>
-    </w:p>
-    <w:p>
-      <w:pPr>
-        <w:rPr>
-          <w:rFonts w:cs="Calibri"/>
-          <w:sz w:val="17"/>
-        </w:rPr>
-      </w:pPr>
-      <w:r>
-        <w:rPr>
-          <w:rFonts w:cs="Calibri"/>
-          <w:sz w:val="17"/>
-        </w:rPr>
         <w:t>Name: Bayu</w:t>
       </w:r>
     </w:p>
@@ -2861,7 +2885,6 @@
           <w:rFonts w:cs="Calibri"/>
           <w:sz w:val="17"/>
         </w:rPr>
-        <w:lastRenderedPageBreak/>
         <w:t>Address: Jl. Sudirman 25</w:t>
       </w:r>
     </w:p>
@@ -5410,7 +5433,31 @@
         <w:t>)</w:t>
       </w:r>
       <w:r>
-        <w:t xml:space="preserve"> yang sama menghitung tiga bentuk dengan </w:t>
+        <w:t xml:space="preserve"> yang sama menghitung </w:t>
+      </w:r>
+      <w:proofErr w:type="spellStart"/>
+      <w:r>
+        <w:t>tiga</w:t>
+      </w:r>
+      <w:proofErr w:type="spellEnd"/>
+      <w:r>
+        <w:t xml:space="preserve"> </w:t>
+      </w:r>
+      <w:proofErr w:type="spellStart"/>
+      <w:r>
+        <w:t>bentuk</w:t>
+      </w:r>
+      <w:proofErr w:type="spellEnd"/>
+      <w:r>
+        <w:t xml:space="preserve"> </w:t>
+      </w:r>
+      <w:proofErr w:type="spellStart"/>
+      <w:r>
+        <w:t>dengan</w:t>
+      </w:r>
+      <w:proofErr w:type="spellEnd"/>
+      <w:r>
+        <w:t xml:space="preserve"> </w:t>
       </w:r>
       <w:proofErr w:type="spellStart"/>
       <w:r>
@@ -6348,10 +6395,18 @@
         <w:t>)</w:t>
       </w:r>
       <w:r>
-        <w:t xml:space="preserve">, compile tetap </w:t>
+        <w:t xml:space="preserve">, compile </w:t>
       </w:r>
       <w:proofErr w:type="spellStart"/>
       <w:r>
+        <w:t>tetap</w:t>
+      </w:r>
+      <w:proofErr w:type="spellEnd"/>
+      <w:r>
+        <w:t xml:space="preserve"> </w:t>
+      </w:r>
+      <w:proofErr w:type="spellStart"/>
+      <w:r>
         <w:t>bisa</w:t>
       </w:r>
       <w:proofErr w:type="spellEnd"/>
@@ -6364,7 +6419,23 @@
       </w:r>
       <w:proofErr w:type="spellEnd"/>
       <w:r>
-        <w:t xml:space="preserve"> yang dipakai adalah versi </w:t>
+        <w:t xml:space="preserve"> yang </w:t>
+      </w:r>
+      <w:proofErr w:type="spellStart"/>
+      <w:r>
+        <w:t>dipakai</w:t>
+      </w:r>
+      <w:proofErr w:type="spellEnd"/>
+      <w:r>
+        <w:t xml:space="preserve"> adalah </w:t>
+      </w:r>
+      <w:proofErr w:type="spellStart"/>
+      <w:r>
+        <w:t>versi</w:t>
+      </w:r>
+      <w:proofErr w:type="spellEnd"/>
+      <w:r>
+        <w:t xml:space="preserve"> </w:t>
       </w:r>
       <w:r>
         <w:rPr>
@@ -6997,13 +7068,15 @@
         <w:t>int</w:t>
       </w:r>
       <w:r>
-        <w:t xml:space="preserve"> </w:t>
-      </w:r>
-      <w:r>
-        <w:t>primitive</w:t>
-      </w:r>
-      <w:r>
-        <w:t xml:space="preserve"> bukan object, tidak punya method, </w:t>
+        <w:t xml:space="preserve"> primitive bukan object, </w:t>
+      </w:r>
+      <w:proofErr w:type="spellStart"/>
+      <w:r>
+        <w:t>tidak</w:t>
+      </w:r>
+      <w:proofErr w:type="spellEnd"/>
+      <w:r>
+        <w:t xml:space="preserve"> punya method, </w:t>
       </w:r>
       <w:proofErr w:type="spellStart"/>
       <w:r>
@@ -7216,12 +7289,37 @@
       <w:r>
         <w:t xml:space="preserve">Baris </w:t>
       </w:r>
+      <w:proofErr w:type="spellStart"/>
       <w:r>
         <w:rPr>
           <w:rFonts w:ascii="Consolas" w:hAnsi="Consolas"/>
           <w:sz w:val="19"/>
         </w:rPr>
-        <w:t xml:space="preserve">intList[i] = </w:t>
+        <w:t>intList</w:t>
+      </w:r>
+      <w:proofErr w:type="spellEnd"/>
+      <w:r>
+        <w:rPr>
+          <w:rFonts w:ascii="Consolas" w:hAnsi="Consolas"/>
+          <w:sz w:val="19"/>
+        </w:rPr>
+        <w:t>[</w:t>
+      </w:r>
+      <w:proofErr w:type="spellStart"/>
+      <w:r>
+        <w:rPr>
+          <w:rFonts w:ascii="Consolas" w:hAnsi="Consolas"/>
+          <w:sz w:val="19"/>
+        </w:rPr>
+        <w:t>i</w:t>
+      </w:r>
+      <w:proofErr w:type="spellEnd"/>
+      <w:r>
+        <w:rPr>
+          <w:rFonts w:ascii="Consolas" w:hAnsi="Consolas"/>
+          <w:sz w:val="19"/>
+        </w:rPr>
+        <w:t xml:space="preserve">] = </w:t>
       </w:r>
       <w:proofErr w:type="spellStart"/>
       <w:proofErr w:type="gramStart"/>
@@ -7588,7 +7686,23 @@
       </w:r>
       <w:proofErr w:type="spellEnd"/>
       <w:r>
-        <w:t xml:space="preserve">, tanpa satu baris pun diubah, mengurutkan </w:t>
+        <w:t xml:space="preserve">, </w:t>
+      </w:r>
+      <w:proofErr w:type="spellStart"/>
+      <w:r>
+        <w:t>tanpa</w:t>
+      </w:r>
+      <w:proofErr w:type="spellEnd"/>
+      <w:r>
+        <w:t xml:space="preserve"> </w:t>
+      </w:r>
+      <w:proofErr w:type="spellStart"/>
+      <w:r>
+        <w:t>satu</w:t>
+      </w:r>
+      <w:proofErr w:type="spellEnd"/>
+      <w:r>
+        <w:t xml:space="preserve"> baris pun diubah, mengurutkan </w:t>
       </w:r>
       <w:proofErr w:type="gramStart"/>
       <w:r>
@@ -7765,7 +7879,23 @@
       </w:r>
       <w:proofErr w:type="spellEnd"/>
       <w:r>
-        <w:t xml:space="preserve"> dibaca "selama </w:t>
+        <w:t xml:space="preserve"> </w:t>
+      </w:r>
+      <w:proofErr w:type="spellStart"/>
+      <w:r>
+        <w:t>dibaca</w:t>
+      </w:r>
+      <w:proofErr w:type="spellEnd"/>
+      <w:r>
+        <w:t xml:space="preserve"> "</w:t>
+      </w:r>
+      <w:proofErr w:type="spellStart"/>
+      <w:r>
+        <w:t>selama</w:t>
+      </w:r>
+      <w:proofErr w:type="spellEnd"/>
+      <w:r>
+        <w:t xml:space="preserve"> </w:t>
       </w:r>
       <w:r>
         <w:rPr>
@@ -8570,19 +8700,7 @@
               <w:rPr>
                 <w:rFonts w:cs="Calibri"/>
               </w:rPr>
-              <w:t xml:space="preserve">Casting diperlukan karena parameter bertipe </w:t>
-            </w:r>
-            <w:r>
-              <w:rPr>
-                <w:rFonts w:cs="Calibri"/>
-              </w:rPr>
-              <w:t>Object</w:t>
-            </w:r>
-            <w:r>
-              <w:rPr>
-                <w:rFonts w:cs="Calibri"/>
-              </w:rPr>
-              <w:t xml:space="preserve">. </w:t>
+              <w:t xml:space="preserve">Casting diperlukan karena parameter bertipe Object. </w:t>
             </w:r>
             <w:r>
               <w:rPr>
@@ -8634,13 +8752,7 @@
               <w:rPr>
                 <w:rFonts w:cs="Calibri"/>
               </w:rPr>
-              <w:t>if / else if</w:t>
-            </w:r>
-            <w:r>
-              <w:rPr>
-                <w:rFonts w:cs="Calibri"/>
-              </w:rPr>
-              <w:t xml:space="preserve"> untuk sales</w:t>
+              <w:t>if / else if untuk sales</w:t>
             </w:r>
           </w:p>
         </w:tc>
@@ -8659,13 +8771,7 @@
               <w:rPr>
                 <w:rFonts w:cs="Calibri"/>
               </w:rPr>
-              <w:t xml:space="preserve">Mengikuti konvensi </w:t>
-            </w:r>
-            <w:r>
-              <w:rPr>
-                <w:rFonts w:cs="Calibri"/>
-              </w:rPr>
-              <w:t>Comparable</w:t>
+              <w:t>Mengikuti konvensi Comparable</w:t>
             </w:r>
             <w:r>
               <w:rPr>
@@ -8722,49 +8828,7 @@
               <w:rPr>
                 <w:rFonts w:cs="Calibri"/>
               </w:rPr>
-              <w:t xml:space="preserve">Memanggil </w:t>
-            </w:r>
-            <w:r>
-              <w:rPr>
-                <w:rFonts w:cs="Calibri"/>
-              </w:rPr>
-              <w:t>String.compareTo()</w:t>
-            </w:r>
-            <w:r>
-              <w:rPr>
-                <w:rFonts w:cs="Calibri"/>
-              </w:rPr>
-              <w:t xml:space="preserve"> milik library.</w:t>
-            </w:r>
-            <w:r>
-              <w:rPr>
-                <w:rFonts w:cs="Calibri"/>
-              </w:rPr>
-              <w:t xml:space="preserve"> Jadi </w:t>
-            </w:r>
-            <w:r>
-              <w:rPr>
-                <w:rFonts w:cs="Calibri"/>
-              </w:rPr>
-              <w:t>compareTo</w:t>
-            </w:r>
-            <w:r>
-              <w:rPr>
-                <w:rFonts w:cs="Calibri"/>
-              </w:rPr>
-              <w:t xml:space="preserve"> buatan sendiri disusun dari </w:t>
-            </w:r>
-            <w:r>
-              <w:rPr>
-                <w:rFonts w:cs="Calibri"/>
-              </w:rPr>
-              <w:t>compareTo</w:t>
-            </w:r>
-            <w:r>
-              <w:rPr>
-                <w:rFonts w:cs="Calibri"/>
-              </w:rPr>
-              <w:t xml:space="preserve"> library</w:t>
+              <w:t>Memanggil String.compareTo() milik library. Jadi compareTo buatan sendiri disusun dari compareTo library</w:t>
             </w:r>
           </w:p>
         </w:tc>
@@ -8993,7 +9057,23 @@
       </w:r>
       <w:proofErr w:type="spellEnd"/>
       <w:r>
-        <w:t xml:space="preserve"> total sales dari terbesar ke terkecil. Empat orang dengan sales sama (3000) diurutkan berdasarkan nama </w:t>
+        <w:t xml:space="preserve"> total sales dari terbesar ke terkecil. Empat orang dengan sales sama (3000) </w:t>
+      </w:r>
+      <w:proofErr w:type="spellStart"/>
+      <w:r>
+        <w:t>diurutkan</w:t>
+      </w:r>
+      <w:proofErr w:type="spellEnd"/>
+      <w:r>
+        <w:t xml:space="preserve"> </w:t>
+      </w:r>
+      <w:proofErr w:type="spellStart"/>
+      <w:r>
+        <w:t>berdasarkan</w:t>
+      </w:r>
+      <w:proofErr w:type="spellEnd"/>
+      <w:r>
+        <w:t xml:space="preserve"> nama </w:t>
       </w:r>
       <w:proofErr w:type="spellStart"/>
       <w:r>
@@ -9367,25 +9447,7 @@
               <w:rPr>
                 <w:rFonts w:cs="Calibri"/>
               </w:rPr>
-              <w:t>)</w:t>
-            </w:r>
-            <w:r>
-              <w:rPr>
-                <w:rFonts w:cs="Calibri"/>
-              </w:rPr>
-              <w:t xml:space="preserve"> dipanggil melalui </w:t>
-            </w:r>
-            <w:r>
-              <w:rPr>
-                <w:rFonts w:cs="Calibri"/>
-              </w:rPr>
-              <w:t>StaffMember</w:t>
-            </w:r>
-            <w:r>
-              <w:rPr>
-                <w:rFonts w:cs="Calibri"/>
-              </w:rPr>
-              <w:t xml:space="preserve"> reference</w:t>
+              <w:t>) dipanggil melalui StaffMember reference</w:t>
             </w:r>
           </w:p>
         </w:tc>
@@ -9423,19 +9485,7 @@
               <w:rPr>
                 <w:rFonts w:cs="Calibri"/>
               </w:rPr>
-              <w:t xml:space="preserve">Rina (Commission) menghasilkan </w:t>
-            </w:r>
-            <w:r>
-              <w:rPr>
-                <w:rFonts w:cs="Calibri"/>
-              </w:rPr>
-              <w:t>298.75</w:t>
-            </w:r>
-            <w:r>
-              <w:rPr>
-                <w:rFonts w:cs="Calibri"/>
-              </w:rPr>
-              <w:t xml:space="preserve"> </w:t>
+              <w:t xml:space="preserve">Rina (Commission) menghasilkan 298.75 </w:t>
             </w:r>
           </w:p>
         </w:tc>
@@ -9499,13 +9549,7 @@
               <w:rPr>
                 <w:rFonts w:cs="Calibri"/>
               </w:rPr>
-              <w:t>Commission</w:t>
-            </w:r>
-            <w:r>
-              <w:rPr>
-                <w:rFonts w:cs="Calibri"/>
-              </w:rPr>
-              <w:t xml:space="preserve"> menerima hours dan sales</w:t>
+              <w:t>Commission menerima hours dan sales</w:t>
             </w:r>
           </w:p>
         </w:tc>
@@ -9543,25 +9587,7 @@
               <w:rPr>
                 <w:rFonts w:cs="Calibri"/>
               </w:rPr>
-              <w:t xml:space="preserve">Rina: </w:t>
-            </w:r>
-            <w:r>
-              <w:rPr>
-                <w:rFonts w:cs="Calibri"/>
-              </w:rPr>
-              <w:t>218.75 + 80.00 = 298.75</w:t>
-            </w:r>
-            <w:r>
-              <w:rPr>
-                <w:rFonts w:cs="Calibri"/>
-              </w:rPr>
-              <w:t xml:space="preserve">; Bayu: </w:t>
-            </w:r>
-            <w:r>
-              <w:rPr>
-                <w:rFonts w:cs="Calibri"/>
-              </w:rPr>
-              <w:t>390.00 + 142.50 = 532.50</w:t>
+              <w:t>Rina: 218.75 + 80.00 = 298.75; Bayu: 390.00 + 142.50 = 532.50</w:t>
             </w:r>
           </w:p>
         </w:tc>
@@ -9633,13 +9659,7 @@
               <w:rPr>
                 <w:rFonts w:cs="Calibri"/>
               </w:rPr>
-              <w:t>)</w:t>
-            </w:r>
-            <w:r>
-              <w:rPr>
-                <w:rFonts w:cs="Calibri"/>
-              </w:rPr>
-              <w:t xml:space="preserve"> menangani subtype baru</w:t>
+              <w:t>) menangani subtype baru</w:t>
             </w:r>
           </w:p>
         </w:tc>
@@ -9677,13 +9697,7 @@
               <w:rPr>
                 <w:rFonts w:cs="Calibri"/>
               </w:rPr>
-              <w:t>staffList</w:t>
-            </w:r>
-            <w:r>
-              <w:rPr>
-                <w:rFonts w:cs="Calibri"/>
-              </w:rPr>
-              <w:t xml:space="preserve"> dari 6 menjadi 8 object, </w:t>
+              <w:t xml:space="preserve">staffList dari 6 menjadi 8 object, </w:t>
             </w:r>
             <w:proofErr w:type="gramStart"/>
             <w:r>
@@ -9800,13 +9814,7 @@
               <w:rPr>
                 <w:rFonts w:cs="Calibri"/>
               </w:rPr>
-              <w:t>)</w:t>
-            </w:r>
-            <w:r>
-              <w:rPr>
-                <w:rFonts w:cs="Calibri"/>
-              </w:rPr>
-              <w:t xml:space="preserve"> subtype yang sesuai</w:t>
+              <w:t>) subtype yang sesuai</w:t>
             </w:r>
           </w:p>
         </w:tc>
@@ -9825,37 +9833,7 @@
               <w:rPr>
                 <w:rFonts w:cs="Calibri"/>
               </w:rPr>
-              <w:t>Deck 2</w:t>
-            </w:r>
-            <w:r>
-              <w:rPr>
-                <w:rFonts w:cs="Calibri"/>
-              </w:rPr>
-              <w:t xml:space="preserve">, </w:t>
-            </w:r>
-            <w:r>
-              <w:rPr>
-                <w:rFonts w:cs="Calibri"/>
-              </w:rPr>
-              <w:t>Big Ball 8.1</w:t>
-            </w:r>
-            <w:r>
-              <w:rPr>
-                <w:rFonts w:cs="Calibri"/>
-              </w:rPr>
-              <w:t xml:space="preserve">, </w:t>
-            </w:r>
-            <w:r>
-              <w:rPr>
-                <w:rFonts w:cs="Calibri"/>
-              </w:rPr>
-              <w:t>Tank 26.9</w:t>
-            </w:r>
-            <w:r>
-              <w:rPr>
-                <w:rFonts w:cs="Calibri"/>
-              </w:rPr>
-              <w:t xml:space="preserve"> dari satu method </w:t>
+              <w:t xml:space="preserve">Deck 2, Big Ball 8.1, Tank 26.9 dari satu method </w:t>
             </w:r>
             <w:proofErr w:type="gramStart"/>
             <w:r>
@@ -9933,13 +9911,7 @@
               <w:rPr>
                 <w:rFonts w:cs="Calibri"/>
               </w:rPr>
-              <w:t>Shape</w:t>
-            </w:r>
-            <w:r>
-              <w:rPr>
-                <w:rFonts w:cs="Calibri"/>
-              </w:rPr>
-              <w:t xml:space="preserve"> reference diarahkan ke tiga object</w:t>
+              <w:t>Shape reference diarahkan ke tiga object</w:t>
             </w:r>
           </w:p>
         </w:tc>
@@ -9966,13 +9938,7 @@
               <w:rPr>
                 <w:rFonts w:cs="Calibri"/>
               </w:rPr>
-              <w:t>)</w:t>
-            </w:r>
-            <w:r>
-              <w:rPr>
-                <w:rFonts w:cs="Calibri"/>
-              </w:rPr>
-              <w:t xml:space="preserve"> berubah sesuai actual object</w:t>
+              <w:t>) berubah sesuai actual object</w:t>
             </w:r>
           </w:p>
         </w:tc>
@@ -9991,49 +9957,7 @@
               <w:rPr>
                 <w:rFonts w:cs="Calibri"/>
               </w:rPr>
-              <w:t xml:space="preserve">Satu variabel </w:t>
-            </w:r>
-            <w:r>
-              <w:rPr>
-                <w:rFonts w:cs="Calibri"/>
-              </w:rPr>
-              <w:t>s</w:t>
-            </w:r>
-            <w:r>
-              <w:rPr>
-                <w:rFonts w:cs="Calibri"/>
-              </w:rPr>
-              <w:t xml:space="preserve">: </w:t>
-            </w:r>
-            <w:r>
-              <w:rPr>
-                <w:rFonts w:cs="Calibri"/>
-              </w:rPr>
-              <w:t>area=700.0</w:t>
-            </w:r>
-            <w:r>
-              <w:rPr>
-                <w:rFonts w:cs="Calibri"/>
-              </w:rPr>
-              <w:t xml:space="preserve"> lalu </w:t>
-            </w:r>
-            <w:r>
-              <w:rPr>
-                <w:rFonts w:cs="Calibri"/>
-              </w:rPr>
-              <w:t>2827.43</w:t>
-            </w:r>
-            <w:r>
-              <w:rPr>
-                <w:rFonts w:cs="Calibri"/>
-              </w:rPr>
-              <w:t xml:space="preserve"> lalu </w:t>
-            </w:r>
-            <w:r>
-              <w:rPr>
-                <w:rFonts w:cs="Calibri"/>
-              </w:rPr>
-              <w:t>9424.78</w:t>
+              <w:t>Satu variabel s: area=700.0 lalu 2827.43 lalu 9424.78</w:t>
             </w:r>
           </w:p>
         </w:tc>
@@ -10105,19 +10029,7 @@
               <w:rPr>
                 <w:rFonts w:cs="Calibri"/>
               </w:rPr>
-              <w:t>]</w:t>
-            </w:r>
-            <w:r>
-              <w:rPr>
-                <w:rFonts w:cs="Calibri"/>
-              </w:rPr>
-              <w:t xml:space="preserve"> diberikan ke </w:t>
-            </w:r>
-            <w:r>
-              <w:rPr>
-                <w:rFonts w:cs="Calibri"/>
-              </w:rPr>
-              <w:t>Sorting</w:t>
+              <w:t>] diberikan ke Sorting</w:t>
             </w:r>
           </w:p>
         </w:tc>
@@ -10255,13 +10167,7 @@
               <w:rPr>
                 <w:rFonts w:cs="Calibri"/>
               </w:rPr>
-              <w:t>]</w:t>
-            </w:r>
-            <w:r>
-              <w:rPr>
-                <w:rFonts w:cs="Calibri"/>
-              </w:rPr>
-              <w:t xml:space="preserve"> dan </w:t>
+              <w:t xml:space="preserve">] dan </w:t>
             </w:r>
             <w:proofErr w:type="gramStart"/>
             <w:r>
@@ -10275,13 +10181,7 @@
               <w:rPr>
                 <w:rFonts w:cs="Calibri"/>
               </w:rPr>
-              <w:t>]</w:t>
-            </w:r>
-            <w:r>
-              <w:rPr>
-                <w:rFonts w:cs="Calibri"/>
-              </w:rPr>
-              <w:t xml:space="preserve"> di-sort</w:t>
+              <w:t>] di-sort</w:t>
             </w:r>
           </w:p>
         </w:tc>
@@ -10300,19 +10200,7 @@
               <w:rPr>
                 <w:rFonts w:cs="Calibri"/>
               </w:rPr>
-              <w:t xml:space="preserve">Keduanya dapat memakai </w:t>
-            </w:r>
-            <w:r>
-              <w:rPr>
-                <w:rFonts w:cs="Calibri"/>
-              </w:rPr>
-              <w:t>Sorting</w:t>
-            </w:r>
-            <w:r>
-              <w:rPr>
-                <w:rFonts w:cs="Calibri"/>
-              </w:rPr>
-              <w:t xml:space="preserve"> yang sama</w:t>
+              <w:t>Keduanya dapat memakai Sorting yang sama</w:t>
             </w:r>
           </w:p>
         </w:tc>
@@ -10331,19 +10219,49 @@
               <w:rPr>
                 <w:rFonts w:cs="Calibri"/>
               </w:rPr>
-              <w:t>5 4 3 1 1</w:t>
+              <w:t xml:space="preserve">5 4 3 1 1 dan </w:t>
             </w:r>
+            <w:proofErr w:type="spellStart"/>
             <w:r>
               <w:rPr>
                 <w:rFonts w:cs="Calibri"/>
               </w:rPr>
-              <w:t xml:space="preserve"> dan </w:t>
+              <w:t>pepaya</w:t>
             </w:r>
+            <w:proofErr w:type="spellEnd"/>
             <w:r>
               <w:rPr>
                 <w:rFonts w:cs="Calibri"/>
               </w:rPr>
-              <w:t xml:space="preserve">pepaya mangga jeruk </w:t>
+              <w:t xml:space="preserve"> </w:t>
+            </w:r>
+            <w:proofErr w:type="spellStart"/>
+            <w:r>
+              <w:rPr>
+                <w:rFonts w:cs="Calibri"/>
+              </w:rPr>
+              <w:t>mangga</w:t>
+            </w:r>
+            <w:proofErr w:type="spellEnd"/>
+            <w:r>
+              <w:rPr>
+                <w:rFonts w:cs="Calibri"/>
+              </w:rPr>
+              <w:t xml:space="preserve"> </w:t>
+            </w:r>
+            <w:proofErr w:type="spellStart"/>
+            <w:r>
+              <w:rPr>
+                <w:rFonts w:cs="Calibri"/>
+              </w:rPr>
+              <w:t>jeruk</w:t>
+            </w:r>
+            <w:proofErr w:type="spellEnd"/>
+            <w:r>
+              <w:rPr>
+                <w:rFonts w:cs="Calibri"/>
+              </w:rPr>
+              <w:t xml:space="preserve"> </w:t>
             </w:r>
             <w:proofErr w:type="spellStart"/>
             <w:r>
@@ -10377,19 +10295,7 @@
               <w:rPr>
                 <w:rFonts w:cs="Calibri"/>
               </w:rPr>
-              <w:t xml:space="preserve"> </w:t>
-            </w:r>
-            <w:r>
-              <w:rPr>
-                <w:rFonts w:cs="Calibri"/>
-              </w:rPr>
-              <w:t>Sorting</w:t>
-            </w:r>
-            <w:r>
-              <w:rPr>
-                <w:rFonts w:cs="Calibri"/>
-              </w:rPr>
-              <w:t xml:space="preserve">, </w:t>
+              <w:t xml:space="preserve"> Sorting, </w:t>
             </w:r>
             <w:proofErr w:type="spellStart"/>
             <w:r>
@@ -10503,19 +10409,7 @@
               <w:rPr>
                 <w:rFonts w:cs="Calibri"/>
               </w:rPr>
-              <w:t>Salesperson.compareTo</w:t>
-            </w:r>
-            <w:r>
-              <w:rPr>
-                <w:rFonts w:cs="Calibri"/>
-              </w:rPr>
-              <w:t xml:space="preserve"> dipakai </w:t>
-            </w:r>
-            <w:r>
-              <w:rPr>
-                <w:rFonts w:cs="Calibri"/>
-              </w:rPr>
-              <w:t>Sorting</w:t>
+              <w:t>Salesperson.compareTo dipakai Sorting</w:t>
             </w:r>
           </w:p>
         </w:tc>
@@ -10665,13 +10559,7 @@
               <w:rPr>
                 <w:rFonts w:cs="Calibri"/>
               </w:rPr>
-              <w:t>insertionSort</w:t>
-            </w:r>
-            <w:r>
-              <w:rPr>
-                <w:rFonts w:cs="Calibri"/>
-              </w:rPr>
-              <w:t xml:space="preserve"> descending</w:t>
+              <w:t>insertionSort descending</w:t>
             </w:r>
           </w:p>
         </w:tc>
@@ -10709,31 +10597,7 @@
               <w:rPr>
                 <w:rFonts w:cs="Calibri"/>
               </w:rPr>
-              <w:t>5 4 3 1 1</w:t>
-            </w:r>
-            <w:r>
-              <w:rPr>
-                <w:rFonts w:cs="Calibri"/>
-              </w:rPr>
-              <w:t xml:space="preserve"> / </w:t>
-            </w:r>
-            <w:r>
-              <w:rPr>
-                <w:rFonts w:cs="Calibri"/>
-              </w:rPr>
-              <w:t>pepaya mangga jeruk apel</w:t>
-            </w:r>
-            <w:r>
-              <w:rPr>
-                <w:rFonts w:cs="Calibri"/>
-              </w:rPr>
-              <w:t xml:space="preserve"> / </w:t>
-            </w:r>
-            <w:r>
-              <w:rPr>
-                <w:rFonts w:cs="Calibri"/>
-              </w:rPr>
-              <w:t>7300 ... 1570</w:t>
+              <w:t>5 4 3 1 1 / pepaya mangga jeruk apel / 7300 ... 1570</w:t>
             </w:r>
           </w:p>
         </w:tc>
@@ -10896,19 +10760,7 @@
               <w:rPr>
                 <w:rFonts w:cs="Calibri"/>
               </w:rPr>
-              <w:t xml:space="preserve">Baseline </w:t>
-            </w:r>
-            <w:r>
-              <w:rPr>
-                <w:rFonts w:cs="Calibri"/>
-              </w:rPr>
-              <w:t>Staff</w:t>
-            </w:r>
-            <w:r>
-              <w:rPr>
-                <w:rFonts w:cs="Calibri"/>
-              </w:rPr>
-              <w:t xml:space="preserve"> berhasil dijalankan dan dapat menunjukkan satu polymorphic call pada </w:t>
+              <w:t xml:space="preserve">Baseline Staff berhasil dijalankan dan dapat menunjukkan satu polymorphic call pada </w:t>
             </w:r>
             <w:proofErr w:type="gramStart"/>
             <w:r>
@@ -10941,19 +10793,7 @@
               <w:rPr>
                 <w:rFonts w:cs="Calibri"/>
               </w:rPr>
-              <w:t>Done</w:t>
-            </w:r>
-            <w:r>
-              <w:rPr>
-                <w:rFonts w:cs="Calibri"/>
-              </w:rPr>
-              <w:t xml:space="preserve"> - </w:t>
-            </w:r>
-            <w:r>
-              <w:rPr>
-                <w:rFonts w:cs="Calibri"/>
-              </w:rPr>
-              <w:t>staffList[count</w:t>
+              <w:t>Done - staffList[count</w:t>
             </w:r>
             <w:proofErr w:type="gramStart"/>
             <w:r>
@@ -10967,19 +10807,7 @@
               <w:rPr>
                 <w:rFonts w:cs="Calibri"/>
               </w:rPr>
-              <w:t>()</w:t>
-            </w:r>
-            <w:r>
-              <w:rPr>
-                <w:rFonts w:cs="Calibri"/>
-              </w:rPr>
-              <w:t xml:space="preserve">, </w:t>
-            </w:r>
-            <w:r>
-              <w:rPr>
-                <w:rFonts w:cs="Calibri"/>
-              </w:rPr>
-              <w:t>Staff.java:66</w:t>
+              <w:t>(), Staff.java:66</w:t>
             </w:r>
           </w:p>
         </w:tc>
@@ -11022,25 +10850,7 @@
               <w:rPr>
                 <w:rFonts w:cs="Calibri"/>
               </w:rPr>
-              <w:t>Commission</w:t>
-            </w:r>
-            <w:r>
-              <w:rPr>
-                <w:rFonts w:cs="Calibri"/>
-              </w:rPr>
-              <w:t xml:space="preserve"> berhasil ditambahkan sebagai subtype </w:t>
-            </w:r>
-            <w:r>
-              <w:rPr>
-                <w:rFonts w:cs="Calibri"/>
-              </w:rPr>
-              <w:t>Hourly</w:t>
-            </w:r>
-            <w:r>
-              <w:rPr>
-                <w:rFonts w:cs="Calibri"/>
-              </w:rPr>
-              <w:t xml:space="preserve"> dan </w:t>
+              <w:t xml:space="preserve">Commission berhasil ditambahkan sebagai subtype Hourly dan </w:t>
             </w:r>
             <w:proofErr w:type="gramStart"/>
             <w:r>
@@ -11054,13 +10864,7 @@
               <w:rPr>
                 <w:rFonts w:cs="Calibri"/>
               </w:rPr>
-              <w:t>)</w:t>
-            </w:r>
-            <w:r>
-              <w:rPr>
-                <w:rFonts w:cs="Calibri"/>
-              </w:rPr>
-              <w:t xml:space="preserve"> menghasilkan kombinasi hourly pay + commission</w:t>
+              <w:t>) menghasilkan kombinasi hourly pay + commission</w:t>
             </w:r>
           </w:p>
         </w:tc>
@@ -11079,13 +10883,7 @@
               <w:rPr>
                 <w:rFonts w:cs="Calibri"/>
               </w:rPr>
-              <w:t>Done</w:t>
-            </w:r>
-            <w:r>
-              <w:rPr>
-                <w:rFonts w:cs="Calibri"/>
-              </w:rPr>
-              <w:t xml:space="preserve"> - 298.75 dan 532.50</w:t>
+              <w:t>Done - 298.75 dan 532.50</w:t>
             </w:r>
           </w:p>
         </w:tc>
@@ -11148,13 +10946,7 @@
               <w:rPr>
                 <w:rFonts w:cs="Calibri"/>
               </w:rPr>
-              <w:t>Done</w:t>
-            </w:r>
-            <w:r>
-              <w:rPr>
-                <w:rFonts w:cs="Calibri"/>
-              </w:rPr>
-              <w:t xml:space="preserve"> - </w:t>
+              <w:t xml:space="preserve">Done - </w:t>
             </w:r>
             <w:proofErr w:type="gramStart"/>
             <w:r>
@@ -11168,13 +10960,7 @@
               <w:rPr>
                 <w:rFonts w:cs="Calibri"/>
               </w:rPr>
-              <w:t>)</w:t>
-            </w:r>
-            <w:r>
-              <w:rPr>
-                <w:rFonts w:cs="Calibri"/>
-              </w:rPr>
-              <w:t xml:space="preserve"> tidak diubah</w:t>
+              <w:t>) tidak diubah</w:t>
             </w:r>
           </w:p>
         </w:tc>
@@ -11217,13 +11003,7 @@
               <w:rPr>
                 <w:rFonts w:cs="Calibri"/>
               </w:rPr>
-              <w:t>Paint.amount(Shape)</w:t>
-            </w:r>
-            <w:r>
-              <w:rPr>
-                <w:rFonts w:cs="Calibri"/>
-              </w:rPr>
-              <w:t xml:space="preserve"> berhasil digunakan untuk Rectangle, Sphere, dan Cylinder</w:t>
+              <w:t>Paint.amount(Shape) berhasil digunakan untuk Rectangle, Sphere, dan Cylinder</w:t>
             </w:r>
           </w:p>
         </w:tc>
@@ -11242,13 +11022,7 @@
               <w:rPr>
                 <w:rFonts w:cs="Calibri"/>
               </w:rPr>
-              <w:t>Done</w:t>
-            </w:r>
-            <w:r>
-              <w:rPr>
-                <w:rFonts w:cs="Calibri"/>
-              </w:rPr>
-              <w:t xml:space="preserve"> - 2 / 8.1 / 26.9</w:t>
+              <w:t>Done - 2 / 8.1 / 26.9</w:t>
             </w:r>
           </w:p>
         </w:tc>
@@ -11291,19 +11065,7 @@
               <w:rPr>
                 <w:rFonts w:cs="Calibri"/>
               </w:rPr>
-              <w:t xml:space="preserve">Dapat menunjukkan satu variabel </w:t>
-            </w:r>
-            <w:r>
-              <w:rPr>
-                <w:rFonts w:cs="Calibri"/>
-              </w:rPr>
-              <w:t>Shape</w:t>
-            </w:r>
-            <w:r>
-              <w:rPr>
-                <w:rFonts w:cs="Calibri"/>
-              </w:rPr>
-              <w:t xml:space="preserve"> yang merujuk ke beberapa subtype</w:t>
+              <w:t>Dapat menunjukkan satu variabel Shape yang merujuk ke beberapa subtype</w:t>
             </w:r>
           </w:p>
         </w:tc>
@@ -11322,13 +11084,7 @@
               <w:rPr>
                 <w:rFonts w:cs="Calibri"/>
               </w:rPr>
-              <w:t>Done</w:t>
-            </w:r>
-            <w:r>
-              <w:rPr>
-                <w:rFonts w:cs="Calibri"/>
-              </w:rPr>
-              <w:t xml:space="preserve"> - Step 11, area 700.0 / 2827.43 / 9424.78</w:t>
+              <w:t>Done - Step 11, area 700.0 / 2827.43 / 9424.78</w:t>
             </w:r>
           </w:p>
         </w:tc>
@@ -11385,19 +11141,7 @@
               <w:rPr>
                 <w:rFonts w:cs="Calibri"/>
               </w:rPr>
-              <w:t>]</w:t>
-            </w:r>
-            <w:r>
-              <w:rPr>
-                <w:rFonts w:cs="Calibri"/>
-              </w:rPr>
-              <w:t xml:space="preserve"> ketika diberikan ke </w:t>
-            </w:r>
-            <w:r>
-              <w:rPr>
-                <w:rFonts w:cs="Calibri"/>
-              </w:rPr>
-              <w:t>Sorting</w:t>
+              <w:t>] ketika diberikan ke Sorting</w:t>
             </w:r>
           </w:p>
         </w:tc>
@@ -11416,13 +11160,7 @@
               <w:rPr>
                 <w:rFonts w:cs="Calibri"/>
               </w:rPr>
-              <w:t>Done</w:t>
-            </w:r>
-            <w:r>
-              <w:rPr>
-                <w:rFonts w:cs="Calibri"/>
-              </w:rPr>
-              <w:t xml:space="preserve"> - C.2</w:t>
+              <w:t>Done - C.2</w:t>
             </w:r>
           </w:p>
         </w:tc>
@@ -11473,13 +11211,7 @@
               <w:rPr>
                 <w:rFonts w:cs="Calibri"/>
               </w:rPr>
-              <w:t>]</w:t>
-            </w:r>
-            <w:r>
-              <w:rPr>
-                <w:rFonts w:cs="Calibri"/>
-              </w:rPr>
-              <w:t xml:space="preserve"> dan </w:t>
+              <w:t xml:space="preserve">] dan </w:t>
             </w:r>
             <w:proofErr w:type="gramStart"/>
             <w:r>
@@ -11493,25 +11225,7 @@
               <w:rPr>
                 <w:rFonts w:cs="Calibri"/>
               </w:rPr>
-              <w:t>]</w:t>
-            </w:r>
-            <w:r>
-              <w:rPr>
-                <w:rFonts w:cs="Calibri"/>
-              </w:rPr>
-              <w:t xml:space="preserve"> berhasil diurutkan dengan class </w:t>
-            </w:r>
-            <w:r>
-              <w:rPr>
-                <w:rFonts w:cs="Calibri"/>
-              </w:rPr>
-              <w:t>Sorting</w:t>
-            </w:r>
-            <w:r>
-              <w:rPr>
-                <w:rFonts w:cs="Calibri"/>
-              </w:rPr>
-              <w:t xml:space="preserve"> yang sama</w:t>
+              <w:t>] berhasil diurutkan dengan class Sorting yang sama</w:t>
             </w:r>
           </w:p>
         </w:tc>
@@ -11530,13 +11244,7 @@
               <w:rPr>
                 <w:rFonts w:cs="Calibri"/>
               </w:rPr>
-              <w:t>Done</w:t>
-            </w:r>
-            <w:r>
-              <w:rPr>
-                <w:rFonts w:cs="Calibri"/>
-              </w:rPr>
-              <w:t xml:space="preserve"> - C.3, C.4</w:t>
+              <w:t>Done - C.3, C.4</w:t>
             </w:r>
           </w:p>
         </w:tc>
@@ -11579,25 +11287,7 @@
               <w:rPr>
                 <w:rFonts w:cs="Calibri"/>
               </w:rPr>
-              <w:t>Salesperson</w:t>
-            </w:r>
-            <w:r>
-              <w:rPr>
-                <w:rFonts w:cs="Calibri"/>
-              </w:rPr>
-              <w:t xml:space="preserve"> memenuhi </w:t>
-            </w:r>
-            <w:r>
-              <w:rPr>
-                <w:rFonts w:cs="Calibri"/>
-              </w:rPr>
-              <w:t>Comparable</w:t>
-            </w:r>
-            <w:r>
-              <w:rPr>
-                <w:rFonts w:cs="Calibri"/>
-              </w:rPr>
-              <w:t xml:space="preserve"> dan dapat diurutkan melalui </w:t>
+              <w:t xml:space="preserve">Salesperson memenuhi Comparable dan dapat diurutkan melalui </w:t>
             </w:r>
             <w:proofErr w:type="gramStart"/>
             <w:r>
@@ -11630,13 +11320,7 @@
               <w:rPr>
                 <w:rFonts w:cs="Calibri"/>
               </w:rPr>
-              <w:t>Done</w:t>
-            </w:r>
-            <w:r>
-              <w:rPr>
-                <w:rFonts w:cs="Calibri"/>
-              </w:rPr>
-              <w:t xml:space="preserve"> - C.6, C.7</w:t>
+              <w:t>Done - C.6, C.7</w:t>
             </w:r>
           </w:p>
         </w:tc>
@@ -11938,19 +11622,7 @@
               <w:rPr>
                 <w:rFonts w:asciiTheme="majorHAnsi" w:hAnsiTheme="majorHAnsi" w:cstheme="majorHAnsi"/>
               </w:rPr>
-              <w:t xml:space="preserve">Saya dapat menjelaskan polymorphism melalui interface </w:t>
-            </w:r>
-            <w:r>
-              <w:rPr>
-                <w:rFonts w:asciiTheme="majorHAnsi" w:hAnsiTheme="majorHAnsi" w:cstheme="majorHAnsi"/>
-              </w:rPr>
-              <w:t>Comparable</w:t>
-            </w:r>
-            <w:r>
-              <w:rPr>
-                <w:rFonts w:asciiTheme="majorHAnsi" w:hAnsiTheme="majorHAnsi" w:cstheme="majorHAnsi"/>
-              </w:rPr>
-              <w:t>.</w:t>
+              <w:t>Saya dapat menjelaskan polymorphism melalui interface Comparable.</w:t>
             </w:r>
           </w:p>
         </w:tc>
@@ -12156,25 +11828,7 @@
         <w:rPr>
           <w:rFonts w:cs="Calibri"/>
         </w:rPr>
-        <w:t>0]</w:t>
-      </w:r>
-      <w:r>
-        <w:rPr>
-          <w:rFonts w:cs="Calibri"/>
-        </w:rPr>
-        <w:t xml:space="preserve"> berisi </w:t>
-      </w:r>
-      <w:r>
-        <w:rPr>
-          <w:rFonts w:cs="Calibri"/>
-        </w:rPr>
-        <w:t>Executive</w:t>
-      </w:r>
-      <w:r>
-        <w:rPr>
-          <w:rFonts w:cs="Calibri"/>
-        </w:rPr>
-        <w:t xml:space="preserve">, </w:t>
+        <w:t xml:space="preserve">0] berisi Executive, </w:t>
       </w:r>
       <w:proofErr w:type="gramStart"/>
       <w:r>
@@ -12188,25 +11842,7 @@
         <w:rPr>
           <w:rFonts w:cs="Calibri"/>
         </w:rPr>
-        <w:t>3]</w:t>
-      </w:r>
-      <w:r>
-        <w:rPr>
-          <w:rFonts w:cs="Calibri"/>
-        </w:rPr>
-        <w:t xml:space="preserve"> berisi </w:t>
-      </w:r>
-      <w:r>
-        <w:rPr>
-          <w:rFonts w:cs="Calibri"/>
-        </w:rPr>
-        <w:t>Hourly</w:t>
-      </w:r>
-      <w:r>
-        <w:rPr>
-          <w:rFonts w:cs="Calibri"/>
-        </w:rPr>
-        <w:t xml:space="preserve">, </w:t>
+        <w:t xml:space="preserve">3] berisi Hourly, </w:t>
       </w:r>
       <w:proofErr w:type="gramStart"/>
       <w:r>
@@ -12220,37 +11856,35 @@
         <w:rPr>
           <w:rFonts w:cs="Calibri"/>
         </w:rPr>
-        <w:t>6]</w:t>
-      </w:r>
-      <w:r>
-        <w:rPr>
-          <w:rFonts w:cs="Calibri"/>
-        </w:rPr>
-        <w:t xml:space="preserve"> berisi </w:t>
-      </w:r>
-      <w:r>
-        <w:rPr>
-          <w:rFonts w:cs="Calibri"/>
-        </w:rPr>
-        <w:t>Commission</w:t>
-      </w:r>
-      <w:r>
-        <w:rPr>
-          <w:rFonts w:cs="Calibri"/>
-        </w:rPr>
-        <w:t xml:space="preserve">. Walaupun array-nya bertipe </w:t>
-      </w:r>
-      <w:r>
-        <w:rPr>
-          <w:rFonts w:cs="Calibri"/>
-        </w:rPr>
-        <w:t>StaffMember</w:t>
-      </w:r>
-      <w:r>
-        <w:rPr>
-          <w:rFonts w:cs="Calibri"/>
-        </w:rPr>
-        <w:t xml:space="preserve">, Java menentukan implementasi </w:t>
+        <w:t xml:space="preserve">6] berisi Commission. Walaupun array-nya bertipe StaffMember, Java </w:t>
+      </w:r>
+      <w:proofErr w:type="spellStart"/>
+      <w:r>
+        <w:rPr>
+          <w:rFonts w:cs="Calibri"/>
+        </w:rPr>
+        <w:t>menentukan</w:t>
+      </w:r>
+      <w:proofErr w:type="spellEnd"/>
+      <w:r>
+        <w:rPr>
+          <w:rFonts w:cs="Calibri"/>
+        </w:rPr>
+        <w:t xml:space="preserve"> </w:t>
+      </w:r>
+      <w:proofErr w:type="spellStart"/>
+      <w:r>
+        <w:rPr>
+          <w:rFonts w:cs="Calibri"/>
+        </w:rPr>
+        <w:t>implementasi</w:t>
+      </w:r>
+      <w:proofErr w:type="spellEnd"/>
+      <w:r>
+        <w:rPr>
+          <w:rFonts w:cs="Calibri"/>
+        </w:rPr>
+        <w:t xml:space="preserve"> </w:t>
       </w:r>
       <w:proofErr w:type="gramStart"/>
       <w:r>
@@ -12264,13 +11898,7 @@
         <w:rPr>
           <w:rFonts w:cs="Calibri"/>
         </w:rPr>
-        <w:t>)</w:t>
-      </w:r>
-      <w:r>
-        <w:rPr>
-          <w:rFonts w:cs="Calibri"/>
-        </w:rPr>
-        <w:t xml:space="preserve"> </w:t>
+        <w:t xml:space="preserve">) </w:t>
       </w:r>
       <w:proofErr w:type="spellStart"/>
       <w:r>
@@ -12514,17 +12142,33 @@
         </w:rPr>
         <w:t xml:space="preserve"> </w:t>
       </w:r>
+      <w:proofErr w:type="spellStart"/>
       <w:r>
         <w:rPr>
           <w:rFonts w:cs="Calibri"/>
         </w:rPr>
         <w:t>StaffMember</w:t>
       </w:r>
-      <w:r>
-        <w:rPr>
-          <w:rFonts w:cs="Calibri"/>
-        </w:rPr>
-        <w:t xml:space="preserve">, jadi </w:t>
+      <w:proofErr w:type="spellEnd"/>
+      <w:r>
+        <w:rPr>
+          <w:rFonts w:cs="Calibri"/>
+        </w:rPr>
+        <w:t xml:space="preserve">, </w:t>
+      </w:r>
+      <w:proofErr w:type="spellStart"/>
+      <w:r>
+        <w:rPr>
+          <w:rFonts w:cs="Calibri"/>
+        </w:rPr>
+        <w:t>jadi</w:t>
+      </w:r>
+      <w:proofErr w:type="spellEnd"/>
+      <w:r>
+        <w:rPr>
+          <w:rFonts w:cs="Calibri"/>
+        </w:rPr>
+        <w:t xml:space="preserve"> </w:t>
       </w:r>
       <w:proofErr w:type="gramStart"/>
       <w:r>
@@ -12538,13 +12182,21 @@
         <w:rPr>
           <w:rFonts w:cs="Calibri"/>
         </w:rPr>
-        <w:t>)</w:t>
-      </w:r>
-      <w:r>
-        <w:rPr>
-          <w:rFonts w:cs="Calibri"/>
-        </w:rPr>
-        <w:t xml:space="preserve"> boleh </w:t>
+        <w:t xml:space="preserve">) </w:t>
+      </w:r>
+      <w:proofErr w:type="spellStart"/>
+      <w:r>
+        <w:rPr>
+          <w:rFonts w:cs="Calibri"/>
+        </w:rPr>
+        <w:t>boleh</w:t>
+      </w:r>
+      <w:proofErr w:type="spellEnd"/>
+      <w:r>
+        <w:rPr>
+          <w:rFonts w:cs="Calibri"/>
+        </w:rPr>
+        <w:t xml:space="preserve"> </w:t>
       </w:r>
       <w:proofErr w:type="spellStart"/>
       <w:proofErr w:type="gramStart"/>
@@ -12559,13 +12211,7 @@
         <w:rPr>
           <w:rFonts w:cs="Calibri"/>
         </w:rPr>
-        <w:t xml:space="preserve"> </w:t>
-      </w:r>
-      <w:r>
-        <w:rPr>
-          <w:rFonts w:cs="Calibri"/>
-        </w:rPr>
-        <w:t>.</w:t>
+        <w:t xml:space="preserve"> .</w:t>
       </w:r>
       <w:proofErr w:type="spellStart"/>
       <w:r>
@@ -12580,13 +12226,7 @@
         <w:rPr>
           <w:rFonts w:cs="Calibri"/>
         </w:rPr>
-        <w:t>()</w:t>
-      </w:r>
-      <w:r>
-        <w:rPr>
-          <w:rFonts w:cs="Calibri"/>
-        </w:rPr>
-        <w:t xml:space="preserve"> </w:t>
+        <w:t xml:space="preserve">() </w:t>
       </w:r>
       <w:proofErr w:type="spellStart"/>
       <w:r>
@@ -12674,13 +12314,7 @@
         <w:rPr>
           <w:rFonts w:cs="Calibri"/>
         </w:rPr>
-        <w:t>()</w:t>
-      </w:r>
-      <w:r>
-        <w:rPr>
-          <w:rFonts w:cs="Calibri"/>
-        </w:rPr>
-        <w:t xml:space="preserve"> sudah diselesaikan otomatis oleh Java berdasarkan tipe object. </w:t>
+        <w:t xml:space="preserve">() sudah diselesaikan otomatis oleh Java berdasarkan tipe object. </w:t>
       </w:r>
       <w:proofErr w:type="gramStart"/>
       <w:r>
@@ -12694,19 +12328,21 @@
         <w:rPr>
           <w:rFonts w:cs="Calibri"/>
         </w:rPr>
-        <w:t>)</w:t>
-      </w:r>
-      <w:r>
-        <w:rPr>
-          <w:rFonts w:cs="Calibri"/>
-        </w:rPr>
-        <w:t xml:space="preserve"> tidak perlu ta</w:t>
-      </w:r>
-      <w:r>
-        <w:rPr>
-          <w:rFonts w:cs="Calibri"/>
-        </w:rPr>
-        <w:t xml:space="preserve">u bedanya Sphere, Rectangle, </w:t>
+        <w:t xml:space="preserve">) tidak perlu tau </w:t>
+      </w:r>
+      <w:proofErr w:type="spellStart"/>
+      <w:r>
+        <w:rPr>
+          <w:rFonts w:cs="Calibri"/>
+        </w:rPr>
+        <w:t>bedanya</w:t>
+      </w:r>
+      <w:proofErr w:type="spellEnd"/>
+      <w:r>
+        <w:rPr>
+          <w:rFonts w:cs="Calibri"/>
+        </w:rPr>
+        <w:t xml:space="preserve"> Sphere, Rectangle, </w:t>
       </w:r>
       <w:proofErr w:type="spellStart"/>
       <w:r>
@@ -12911,46 +12547,137 @@
         <w:rPr>
           <w:rFonts w:cs="Calibri"/>
         </w:rPr>
-        <w:t>)</w:t>
-      </w:r>
+        <w:t xml:space="preserve">) </w:t>
+      </w:r>
+      <w:proofErr w:type="gramStart"/>
+      <w:r>
+        <w:rPr>
+          <w:rFonts w:cs="Calibri"/>
+        </w:rPr>
+        <w:t>abstract</w:t>
+      </w:r>
+      <w:proofErr w:type="gramEnd"/>
+      <w:r>
+        <w:rPr>
+          <w:rFonts w:cs="Calibri"/>
+        </w:rPr>
+        <w:t xml:space="preserve"> di Shape, compiler </w:t>
+      </w:r>
+      <w:proofErr w:type="spellStart"/>
+      <w:r>
+        <w:rPr>
+          <w:rFonts w:cs="Calibri"/>
+        </w:rPr>
+        <w:t>memaksa</w:t>
+      </w:r>
+      <w:proofErr w:type="spellEnd"/>
       <w:r>
         <w:rPr>
           <w:rFonts w:cs="Calibri"/>
         </w:rPr>
         <w:t xml:space="preserve"> </w:t>
       </w:r>
+      <w:proofErr w:type="spellStart"/>
+      <w:r>
+        <w:rPr>
+          <w:rFonts w:cs="Calibri"/>
+        </w:rPr>
+        <w:t>setiap</w:t>
+      </w:r>
+      <w:proofErr w:type="spellEnd"/>
+      <w:r>
+        <w:rPr>
+          <w:rFonts w:cs="Calibri"/>
+        </w:rPr>
+        <w:t xml:space="preserve"> subclass</w:t>
+      </w:r>
+      <w:r>
+        <w:rPr>
+          <w:rFonts w:cs="Calibri"/>
+        </w:rPr>
+        <w:t xml:space="preserve"> punya</w:t>
+      </w:r>
+      <w:r>
+        <w:rPr>
+          <w:rFonts w:cs="Calibri"/>
+        </w:rPr>
+        <w:t xml:space="preserve">. Jadi </w:t>
+      </w:r>
+      <w:proofErr w:type="spellStart"/>
+      <w:r>
+        <w:rPr>
+          <w:rFonts w:cs="Calibri"/>
+        </w:rPr>
+        <w:t>setiap</w:t>
+      </w:r>
+      <w:proofErr w:type="spellEnd"/>
+      <w:r>
+        <w:rPr>
+          <w:rFonts w:cs="Calibri"/>
+        </w:rPr>
+        <w:t xml:space="preserve"> object Shape </w:t>
+      </w:r>
+      <w:proofErr w:type="spellStart"/>
+      <w:r>
+        <w:rPr>
+          <w:rFonts w:cs="Calibri"/>
+        </w:rPr>
+        <w:t>pasti</w:t>
+      </w:r>
+      <w:proofErr w:type="spellEnd"/>
+      <w:r>
+        <w:rPr>
+          <w:rFonts w:cs="Calibri"/>
+        </w:rPr>
+        <w:t xml:space="preserve"> punya </w:t>
+      </w:r>
       <w:proofErr w:type="gramStart"/>
       <w:r>
         <w:rPr>
           <w:rFonts w:cs="Calibri"/>
         </w:rPr>
-        <w:t>abstract</w:t>
+        <w:t>area(</w:t>
       </w:r>
       <w:proofErr w:type="gramEnd"/>
       <w:r>
         <w:rPr>
           <w:rFonts w:cs="Calibri"/>
         </w:rPr>
-        <w:t xml:space="preserve"> di </w:t>
-      </w:r>
-      <w:r>
-        <w:rPr>
-          <w:rFonts w:cs="Calibri"/>
-        </w:rPr>
-        <w:t>Shape</w:t>
-      </w:r>
-      <w:r>
-        <w:rPr>
-          <w:rFonts w:cs="Calibri"/>
-        </w:rPr>
-        <w:t xml:space="preserve">, compiler </w:t>
+        <w:t xml:space="preserve">). </w:t>
+      </w:r>
+    </w:p>
+    <w:p>
+      <w:pPr>
+        <w:rPr>
+          <w:rFonts w:cs="Calibri"/>
+        </w:rPr>
+      </w:pPr>
+      <w:r>
+        <w:rPr>
+          <w:rFonts w:cs="Calibri"/>
+        </w:rPr>
+        <w:t xml:space="preserve">Kalau </w:t>
+      </w:r>
+      <w:proofErr w:type="gramStart"/>
+      <w:r>
+        <w:rPr>
+          <w:rFonts w:cs="Calibri"/>
+        </w:rPr>
+        <w:t>area(</w:t>
+      </w:r>
+      <w:proofErr w:type="gramEnd"/>
+      <w:r>
+        <w:rPr>
+          <w:rFonts w:cs="Calibri"/>
+        </w:rPr>
+        <w:t xml:space="preserve">) tidak abstract dan subclass boleh melewatkannya, Java tidak punya jaminan dan pemanggilan lewat reference Shape </w:t>
       </w:r>
       <w:proofErr w:type="spellStart"/>
       <w:r>
         <w:rPr>
           <w:rFonts w:cs="Calibri"/>
         </w:rPr>
-        <w:t>memaksa</w:t>
+        <w:t>bisa</w:t>
       </w:r>
       <w:proofErr w:type="spellEnd"/>
       <w:r>
@@ -12964,151 +12691,28 @@
         <w:rPr>
           <w:rFonts w:cs="Calibri"/>
         </w:rPr>
-        <w:t>setiap</w:t>
+        <w:t>nabrak</w:t>
       </w:r>
       <w:proofErr w:type="spellEnd"/>
       <w:r>
         <w:rPr>
           <w:rFonts w:cs="Calibri"/>
         </w:rPr>
-        <w:t xml:space="preserve"> subclass</w:t>
-      </w:r>
-      <w:r>
-        <w:rPr>
-          <w:rFonts w:cs="Calibri"/>
-        </w:rPr>
-        <w:t xml:space="preserve"> punya</w:t>
-      </w:r>
-      <w:r>
-        <w:rPr>
-          <w:rFonts w:cs="Calibri"/>
-        </w:rPr>
-        <w:t xml:space="preserve">. Jadi </w:t>
+        <w:t xml:space="preserve"> method yang </w:t>
       </w:r>
       <w:proofErr w:type="spellStart"/>
       <w:r>
         <w:rPr>
           <w:rFonts w:cs="Calibri"/>
         </w:rPr>
-        <w:t>setiap</w:t>
+        <w:t>tidak</w:t>
       </w:r>
       <w:proofErr w:type="spellEnd"/>
       <w:r>
         <w:rPr>
           <w:rFonts w:cs="Calibri"/>
         </w:rPr>
-        <w:t xml:space="preserve"> object </w:t>
-      </w:r>
-      <w:r>
-        <w:rPr>
-          <w:rFonts w:cs="Calibri"/>
-        </w:rPr>
-        <w:t>Shape</w:t>
-      </w:r>
-      <w:r>
-        <w:rPr>
-          <w:rFonts w:cs="Calibri"/>
-        </w:rPr>
-        <w:t xml:space="preserve"> </w:t>
-      </w:r>
-      <w:proofErr w:type="spellStart"/>
-      <w:r>
-        <w:rPr>
-          <w:rFonts w:cs="Calibri"/>
-        </w:rPr>
-        <w:t>pasti</w:t>
-      </w:r>
-      <w:proofErr w:type="spellEnd"/>
-      <w:r>
-        <w:rPr>
-          <w:rFonts w:cs="Calibri"/>
-        </w:rPr>
-        <w:t xml:space="preserve"> punya </w:t>
-      </w:r>
-      <w:proofErr w:type="gramStart"/>
-      <w:r>
-        <w:rPr>
-          <w:rFonts w:cs="Calibri"/>
-        </w:rPr>
-        <w:t>area(</w:t>
-      </w:r>
-      <w:proofErr w:type="gramEnd"/>
-      <w:r>
-        <w:rPr>
-          <w:rFonts w:cs="Calibri"/>
-        </w:rPr>
-        <w:t>)</w:t>
-      </w:r>
-      <w:r>
-        <w:rPr>
-          <w:rFonts w:cs="Calibri"/>
-        </w:rPr>
-        <w:t xml:space="preserve">. </w:t>
-      </w:r>
-    </w:p>
-    <w:p>
-      <w:pPr>
-        <w:rPr>
-          <w:rFonts w:cs="Calibri"/>
-        </w:rPr>
-      </w:pPr>
-      <w:r>
-        <w:rPr>
-          <w:rFonts w:cs="Calibri"/>
-        </w:rPr>
-        <w:t xml:space="preserve">Kalau </w:t>
-      </w:r>
-      <w:proofErr w:type="gramStart"/>
-      <w:r>
-        <w:rPr>
-          <w:rFonts w:cs="Calibri"/>
-        </w:rPr>
-        <w:t>area(</w:t>
-      </w:r>
-      <w:proofErr w:type="gramEnd"/>
-      <w:r>
-        <w:rPr>
-          <w:rFonts w:cs="Calibri"/>
-        </w:rPr>
-        <w:t>)</w:t>
-      </w:r>
-      <w:r>
-        <w:rPr>
-          <w:rFonts w:cs="Calibri"/>
-        </w:rPr>
-        <w:t xml:space="preserve"> tidak abstract dan subclass boleh melewatkannya, Java tidak punya jaminan </w:t>
-      </w:r>
-      <w:r>
-        <w:rPr>
-          <w:rFonts w:cs="Calibri"/>
-        </w:rPr>
-        <w:t xml:space="preserve">dan pemanggilan lewat reference </w:t>
-      </w:r>
-      <w:r>
-        <w:rPr>
-          <w:rFonts w:cs="Calibri"/>
-        </w:rPr>
-        <w:t>Shape</w:t>
-      </w:r>
-      <w:r>
-        <w:rPr>
-          <w:rFonts w:cs="Calibri"/>
-        </w:rPr>
-        <w:t xml:space="preserve"> bisa </w:t>
-      </w:r>
-      <w:proofErr w:type="spellStart"/>
-      <w:r>
-        <w:rPr>
-          <w:rFonts w:cs="Calibri"/>
-        </w:rPr>
-        <w:t>nabrak</w:t>
-      </w:r>
-      <w:proofErr w:type="spellEnd"/>
-      <w:r>
-        <w:rPr>
-          <w:rFonts w:cs="Calibri"/>
-        </w:rPr>
-        <w:t xml:space="preserve"> method yang tidak ada.</w:t>
+        <w:t xml:space="preserve"> ada.</w:t>
       </w:r>
     </w:p>
     <w:p>
@@ -13154,19 +12758,7 @@
         <w:rPr>
           <w:rFonts w:cs="Calibri"/>
         </w:rPr>
-        <w:t xml:space="preserve">Karena </w:t>
-      </w:r>
-      <w:r>
-        <w:rPr>
-          <w:rFonts w:cs="Calibri"/>
-        </w:rPr>
-        <w:t>Sorting</w:t>
-      </w:r>
-      <w:r>
-        <w:rPr>
-          <w:rFonts w:cs="Calibri"/>
-        </w:rPr>
-        <w:t xml:space="preserve"> </w:t>
+        <w:t xml:space="preserve">Karena Sorting </w:t>
       </w:r>
       <w:proofErr w:type="spellStart"/>
       <w:r>
@@ -13216,8 +12808,85 @@
         <w:rPr>
           <w:rFonts w:cs="Calibri"/>
         </w:rPr>
-        <w:t>)</w:t>
-      </w:r>
+        <w:t>).</w:t>
+      </w:r>
+    </w:p>
+    <w:p>
+      <w:pPr>
+        <w:rPr>
+          <w:rFonts w:cs="Calibri"/>
+        </w:rPr>
+      </w:pPr>
+      <w:r>
+        <w:rPr>
+          <w:rFonts w:cs="Calibri"/>
+        </w:rPr>
+        <w:t xml:space="preserve">Dia tidak pernah mengakses totalSales, value, atau isi karakter String. Yang </w:t>
+      </w:r>
+      <w:proofErr w:type="spellStart"/>
+      <w:r>
+        <w:rPr>
+          <w:rFonts w:cs="Calibri"/>
+        </w:rPr>
+        <w:t>dia</w:t>
+      </w:r>
+      <w:proofErr w:type="spellEnd"/>
+      <w:r>
+        <w:rPr>
+          <w:rFonts w:cs="Calibri"/>
+        </w:rPr>
+        <w:t xml:space="preserve"> </w:t>
+      </w:r>
+      <w:proofErr w:type="spellStart"/>
+      <w:r>
+        <w:rPr>
+          <w:rFonts w:cs="Calibri"/>
+        </w:rPr>
+        <w:t>butuhkan</w:t>
+      </w:r>
+      <w:proofErr w:type="spellEnd"/>
+      <w:r>
+        <w:rPr>
+          <w:rFonts w:cs="Calibri"/>
+        </w:rPr>
+        <w:t xml:space="preserve"> </w:t>
+      </w:r>
+      <w:proofErr w:type="spellStart"/>
+      <w:r>
+        <w:rPr>
+          <w:rFonts w:cs="Calibri"/>
+        </w:rPr>
+        <w:t>cuma</w:t>
+      </w:r>
+      <w:proofErr w:type="spellEnd"/>
+      <w:r>
+        <w:rPr>
+          <w:rFonts w:cs="Calibri"/>
+        </w:rPr>
+        <w:t xml:space="preserve"> </w:t>
+      </w:r>
+      <w:proofErr w:type="spellStart"/>
+      <w:r>
+        <w:rPr>
+          <w:rFonts w:cs="Calibri"/>
+        </w:rPr>
+        <w:t>hasil</w:t>
+      </w:r>
+      <w:proofErr w:type="spellEnd"/>
+      <w:r>
+        <w:rPr>
+          <w:rFonts w:cs="Calibri"/>
+        </w:rPr>
+        <w:t xml:space="preserve"> </w:t>
+      </w:r>
+      <w:proofErr w:type="spellStart"/>
+      <w:r>
+        <w:rPr>
+          <w:rFonts w:cs="Calibri"/>
+        </w:rPr>
+        <w:t>perbandingan</w:t>
+      </w:r>
+      <w:proofErr w:type="spellEnd"/>
       <w:r>
         <w:rPr>
           <w:rFonts w:cs="Calibri"/>
@@ -13235,130 +12904,7 @@
         <w:rPr>
           <w:rFonts w:cs="Calibri"/>
         </w:rPr>
-        <w:t xml:space="preserve">Dia tidak pernah mengakses </w:t>
-      </w:r>
-      <w:r>
-        <w:rPr>
-          <w:rFonts w:cs="Calibri"/>
-        </w:rPr>
-        <w:t>totalSales</w:t>
-      </w:r>
-      <w:r>
-        <w:rPr>
-          <w:rFonts w:cs="Calibri"/>
-        </w:rPr>
-        <w:t xml:space="preserve">, </w:t>
-      </w:r>
-      <w:r>
-        <w:rPr>
-          <w:rFonts w:cs="Calibri"/>
-        </w:rPr>
-        <w:t>value</w:t>
-      </w:r>
-      <w:r>
-        <w:rPr>
-          <w:rFonts w:cs="Calibri"/>
-        </w:rPr>
-        <w:t xml:space="preserve">, atau isi karakter String. Yang dia </w:t>
-      </w:r>
-      <w:proofErr w:type="spellStart"/>
-      <w:r>
-        <w:rPr>
-          <w:rFonts w:cs="Calibri"/>
-        </w:rPr>
-        <w:t>butuhkan</w:t>
-      </w:r>
-      <w:proofErr w:type="spellEnd"/>
-      <w:r>
-        <w:rPr>
-          <w:rFonts w:cs="Calibri"/>
-        </w:rPr>
-        <w:t xml:space="preserve"> </w:t>
-      </w:r>
-      <w:proofErr w:type="spellStart"/>
-      <w:r>
-        <w:rPr>
-          <w:rFonts w:cs="Calibri"/>
-        </w:rPr>
-        <w:t>cuma</w:t>
-      </w:r>
-      <w:proofErr w:type="spellEnd"/>
-      <w:r>
-        <w:rPr>
-          <w:rFonts w:cs="Calibri"/>
-        </w:rPr>
-        <w:t xml:space="preserve"> </w:t>
-      </w:r>
-      <w:proofErr w:type="spellStart"/>
-      <w:r>
-        <w:rPr>
-          <w:rFonts w:cs="Calibri"/>
-        </w:rPr>
-        <w:t>hasil</w:t>
-      </w:r>
-      <w:proofErr w:type="spellEnd"/>
-      <w:r>
-        <w:rPr>
-          <w:rFonts w:cs="Calibri"/>
-        </w:rPr>
-        <w:t xml:space="preserve"> </w:t>
-      </w:r>
-      <w:proofErr w:type="spellStart"/>
-      <w:r>
-        <w:rPr>
-          <w:rFonts w:cs="Calibri"/>
-        </w:rPr>
-        <w:t>perbandingan</w:t>
-      </w:r>
-      <w:proofErr w:type="spellEnd"/>
-      <w:r>
-        <w:rPr>
-          <w:rFonts w:cs="Calibri"/>
-        </w:rPr>
-        <w:t>.</w:t>
-      </w:r>
-    </w:p>
-    <w:p>
-      <w:pPr>
-        <w:rPr>
-          <w:rFonts w:cs="Calibri"/>
-        </w:rPr>
-      </w:pPr>
-      <w:r>
-        <w:rPr>
-          <w:rFonts w:cs="Calibri"/>
-        </w:rPr>
-        <w:t>Integer</w:t>
-      </w:r>
-      <w:r>
-        <w:rPr>
-          <w:rFonts w:cs="Calibri"/>
-        </w:rPr>
-        <w:t xml:space="preserve"> menghitung selisih angka. </w:t>
-      </w:r>
-      <w:r>
-        <w:rPr>
-          <w:rFonts w:cs="Calibri"/>
-        </w:rPr>
-        <w:t>String</w:t>
-      </w:r>
-      <w:r>
-        <w:rPr>
-          <w:rFonts w:cs="Calibri"/>
-        </w:rPr>
-        <w:t xml:space="preserve"> menangani encoding Latin1 dan UTF16. </w:t>
-      </w:r>
-      <w:r>
-        <w:rPr>
-          <w:rFonts w:cs="Calibri"/>
-        </w:rPr>
-        <w:t>Salesperson</w:t>
-      </w:r>
-      <w:r>
-        <w:rPr>
-          <w:rFonts w:cs="Calibri"/>
-        </w:rPr>
-        <w:t xml:space="preserve"> </w:t>
+        <w:t xml:space="preserve">Integer menghitung selisih angka. String menangani encoding Latin1 dan UTF16. Salesperson </w:t>
       </w:r>
       <w:proofErr w:type="spellStart"/>
       <w:r>
@@ -13485,25 +13031,27 @@
         <w:rPr>
           <w:rFonts w:cs="Calibri"/>
         </w:rPr>
-        <w:t xml:space="preserve">Karena </w:t>
-      </w:r>
-      <w:r>
-        <w:rPr>
-          <w:rFonts w:cs="Calibri"/>
-        </w:rPr>
-        <w:t>int</w:t>
-      </w:r>
-      <w:r>
-        <w:rPr>
-          <w:rFonts w:cs="Calibri"/>
-        </w:rPr>
-        <w:t xml:space="preserve"> adalah primitive, bukan object. Primitive tidak punya method </w:t>
+        <w:t xml:space="preserve">Karena int adalah primitive, bukan object. Primitive </w:t>
       </w:r>
       <w:proofErr w:type="spellStart"/>
       <w:r>
         <w:rPr>
           <w:rFonts w:cs="Calibri"/>
         </w:rPr>
+        <w:t>tidak</w:t>
+      </w:r>
+      <w:proofErr w:type="spellEnd"/>
+      <w:r>
+        <w:rPr>
+          <w:rFonts w:cs="Calibri"/>
+        </w:rPr>
+        <w:t xml:space="preserve"> punya method </w:t>
+      </w:r>
+      <w:proofErr w:type="spellStart"/>
+      <w:r>
+        <w:rPr>
+          <w:rFonts w:cs="Calibri"/>
+        </w:rPr>
         <w:t>sama</w:t>
       </w:r>
       <w:proofErr w:type="spellEnd"/>
@@ -13544,31 +13092,27 @@
         <w:rPr>
           <w:rFonts w:cs="Calibri"/>
         </w:rPr>
-        <w:t>Integer</w:t>
-      </w:r>
-      <w:r>
-        <w:rPr>
-          <w:rFonts w:cs="Calibri"/>
-        </w:rPr>
-        <w:t xml:space="preserve"> adalah object yang membungkus </w:t>
-      </w:r>
-      <w:r>
-        <w:rPr>
-          <w:rFonts w:cs="Calibri"/>
-        </w:rPr>
-        <w:t>int</w:t>
-      </w:r>
-      <w:r>
-        <w:rPr>
-          <w:rFonts w:cs="Calibri"/>
-        </w:rPr>
-        <w:t xml:space="preserve">, dan </w:t>
+        <w:t xml:space="preserve">Integer adalah object yang </w:t>
       </w:r>
       <w:proofErr w:type="spellStart"/>
       <w:r>
         <w:rPr>
           <w:rFonts w:cs="Calibri"/>
         </w:rPr>
+        <w:t>membungkus</w:t>
+      </w:r>
+      <w:proofErr w:type="spellEnd"/>
+      <w:r>
+        <w:rPr>
+          <w:rFonts w:cs="Calibri"/>
+        </w:rPr>
+        <w:t xml:space="preserve"> int, dan </w:t>
+      </w:r>
+      <w:proofErr w:type="spellStart"/>
+      <w:r>
+        <w:rPr>
+          <w:rFonts w:cs="Calibri"/>
+        </w:rPr>
         <w:t>dia</w:t>
       </w:r>
       <w:proofErr w:type="spellEnd"/>
@@ -13590,50 +13134,114 @@
         <w:rPr>
           <w:rFonts w:cs="Calibri"/>
         </w:rPr>
+        <w:t xml:space="preserve"> implements Comparabl</w:t>
+      </w:r>
+      <w:r>
+        <w:rPr>
+          <w:rFonts w:cs="Calibri"/>
+        </w:rPr>
+        <w:t>e</w:t>
+      </w:r>
+      <w:r>
+        <w:rPr>
+          <w:rFonts w:cs="Calibri"/>
+        </w:rPr>
+        <w:t>.</w:t>
+      </w:r>
+    </w:p>
+    <w:p>
+      <w:pPr>
+        <w:rPr>
+          <w:rFonts w:cs="Calibri"/>
+        </w:rPr>
+      </w:pPr>
+      <w:r>
+        <w:rPr>
+          <w:rFonts w:cs="Calibri"/>
+        </w:rPr>
+        <w:t xml:space="preserve">Sorting menerima </w:t>
+      </w:r>
+      <w:proofErr w:type="gramStart"/>
+      <w:r>
+        <w:rPr>
+          <w:rFonts w:cs="Calibri"/>
+        </w:rPr>
+        <w:t>Comparable[</w:t>
+      </w:r>
+      <w:proofErr w:type="gramEnd"/>
+      <w:r>
+        <w:rPr>
+          <w:rFonts w:cs="Calibri"/>
+        </w:rPr>
+        <w:t xml:space="preserve">], dan </w:t>
+      </w:r>
+      <w:proofErr w:type="spellStart"/>
+      <w:r>
+        <w:rPr>
+          <w:rFonts w:cs="Calibri"/>
+        </w:rPr>
+        <w:t>hanya</w:t>
+      </w:r>
+      <w:proofErr w:type="spellEnd"/>
+      <w:r>
+        <w:rPr>
+          <w:rFonts w:cs="Calibri"/>
+        </w:rPr>
+        <w:t xml:space="preserve"> object yang </w:t>
+      </w:r>
+      <w:proofErr w:type="spellStart"/>
+      <w:r>
+        <w:rPr>
+          <w:rFonts w:cs="Calibri"/>
+        </w:rPr>
+        <w:t>bisa</w:t>
+      </w:r>
+      <w:proofErr w:type="spellEnd"/>
+      <w:r>
+        <w:rPr>
+          <w:rFonts w:cs="Calibri"/>
+        </w:rPr>
         <w:t xml:space="preserve"> </w:t>
       </w:r>
-      <w:r>
-        <w:rPr>
-          <w:rFonts w:cs="Calibri"/>
-        </w:rPr>
-        <w:t>implements Comparabl</w:t>
-      </w:r>
-      <w:r>
-        <w:rPr>
-          <w:rFonts w:cs="Calibri"/>
-        </w:rPr>
-        <w:t>e</w:t>
-      </w:r>
-      <w:r>
-        <w:rPr>
-          <w:rFonts w:cs="Calibri"/>
-        </w:rPr>
-        <w:t>.</w:t>
-      </w:r>
-    </w:p>
-    <w:p>
-      <w:pPr>
-        <w:rPr>
-          <w:rFonts w:cs="Calibri"/>
-        </w:rPr>
-      </w:pPr>
-      <w:r>
-        <w:rPr>
-          <w:rFonts w:cs="Calibri"/>
-        </w:rPr>
-        <w:t>Sorting</w:t>
-      </w:r>
-      <w:r>
-        <w:rPr>
-          <w:rFonts w:cs="Calibri"/>
-        </w:rPr>
-        <w:t xml:space="preserve"> menerima </w:t>
+      <w:proofErr w:type="spellStart"/>
+      <w:r>
+        <w:rPr>
+          <w:rFonts w:cs="Calibri"/>
+        </w:rPr>
+        <w:t>memenuhi</w:t>
+      </w:r>
+      <w:r>
+        <w:rPr>
+          <w:rFonts w:cs="Calibri"/>
+        </w:rPr>
+        <w:t>nya</w:t>
+      </w:r>
+      <w:proofErr w:type="spellEnd"/>
+      <w:r>
+        <w:rPr>
+          <w:rFonts w:cs="Calibri"/>
+        </w:rPr>
+        <w:t xml:space="preserve">. Errornya pun bukan soal sintaks, tapi soal tipe: </w:t>
       </w:r>
       <w:proofErr w:type="gramStart"/>
       <w:r>
         <w:rPr>
           <w:rFonts w:cs="Calibri"/>
         </w:rPr>
+        <w:t>int[</w:t>
+      </w:r>
+      <w:proofErr w:type="gramEnd"/>
+      <w:r>
+        <w:rPr>
+          <w:rFonts w:cs="Calibri"/>
+        </w:rPr>
+        <w:t xml:space="preserve">] cannot be converted to </w:t>
+      </w:r>
+      <w:proofErr w:type="gramStart"/>
+      <w:r>
+        <w:rPr>
+          <w:rFonts w:cs="Calibri"/>
+        </w:rPr>
         <w:t>Comparable[</w:t>
       </w:r>
       <w:proofErr w:type="gramEnd"/>
@@ -13641,81 +13249,7 @@
         <w:rPr>
           <w:rFonts w:cs="Calibri"/>
         </w:rPr>
-        <w:t>]</w:t>
-      </w:r>
-      <w:r>
-        <w:rPr>
-          <w:rFonts w:cs="Calibri"/>
-        </w:rPr>
-        <w:t xml:space="preserve">, dan hanya object yang </w:t>
-      </w:r>
-      <w:proofErr w:type="spellStart"/>
-      <w:r>
-        <w:rPr>
-          <w:rFonts w:cs="Calibri"/>
-        </w:rPr>
-        <w:t>bisa</w:t>
-      </w:r>
-      <w:proofErr w:type="spellEnd"/>
-      <w:r>
-        <w:rPr>
-          <w:rFonts w:cs="Calibri"/>
-        </w:rPr>
-        <w:t xml:space="preserve"> </w:t>
-      </w:r>
-      <w:proofErr w:type="spellStart"/>
-      <w:r>
-        <w:rPr>
-          <w:rFonts w:cs="Calibri"/>
-        </w:rPr>
-        <w:t>memenuhi</w:t>
-      </w:r>
-      <w:r>
-        <w:rPr>
-          <w:rFonts w:cs="Calibri"/>
-        </w:rPr>
-        <w:t>nya</w:t>
-      </w:r>
-      <w:proofErr w:type="spellEnd"/>
-      <w:r>
-        <w:rPr>
-          <w:rFonts w:cs="Calibri"/>
-        </w:rPr>
-        <w:t xml:space="preserve">. Errornya pun bukan soal sintaks, tapi soal tipe: </w:t>
-      </w:r>
-      <w:proofErr w:type="gramStart"/>
-      <w:r>
-        <w:rPr>
-          <w:rFonts w:cs="Calibri"/>
-        </w:rPr>
-        <w:t>int[</w:t>
-      </w:r>
-      <w:proofErr w:type="gramEnd"/>
-      <w:r>
-        <w:rPr>
-          <w:rFonts w:cs="Calibri"/>
-        </w:rPr>
-        <w:t xml:space="preserve">] cannot be converted to </w:t>
-      </w:r>
-      <w:proofErr w:type="gramStart"/>
-      <w:r>
-        <w:rPr>
-          <w:rFonts w:cs="Calibri"/>
-        </w:rPr>
-        <w:t>Comparable[</w:t>
-      </w:r>
-      <w:proofErr w:type="gramEnd"/>
-      <w:r>
-        <w:rPr>
-          <w:rFonts w:cs="Calibri"/>
-        </w:rPr>
-        <w:t>]</w:t>
-      </w:r>
-      <w:r>
-        <w:rPr>
-          <w:rFonts w:cs="Calibri"/>
-        </w:rPr>
-        <w:t>.</w:t>
+        <w:t>].</w:t>
       </w:r>
     </w:p>
     <w:p>
@@ -13985,31 +13519,7 @@
               <w:rPr>
                 <w:rFonts w:cs="Calibri"/>
               </w:rPr>
-              <w:t>ya (</w:t>
-            </w:r>
-            <w:r>
-              <w:rPr>
-                <w:rFonts w:cs="Calibri"/>
-              </w:rPr>
-              <w:t>name</w:t>
-            </w:r>
-            <w:r>
-              <w:rPr>
-                <w:rFonts w:cs="Calibri"/>
-              </w:rPr>
-              <w:t xml:space="preserve">, </w:t>
-            </w:r>
-            <w:r>
-              <w:rPr>
-                <w:rFonts w:cs="Calibri"/>
-              </w:rPr>
-              <w:t>shapeName</w:t>
-            </w:r>
-            <w:r>
-              <w:rPr>
-                <w:rFonts w:cs="Calibri"/>
-              </w:rPr>
-              <w:t>)</w:t>
+              <w:t>ya (name, shapeName)</w:t>
             </w:r>
           </w:p>
         </w:tc>
@@ -14085,13 +13595,7 @@
               <w:rPr>
                 <w:rFonts w:cs="Calibri"/>
               </w:rPr>
-              <w:t>)</w:t>
-            </w:r>
-            <w:r>
-              <w:rPr>
-                <w:rFonts w:cs="Calibri"/>
-              </w:rPr>
-              <w:t>)</w:t>
+              <w:t>))</w:t>
             </w:r>
           </w:p>
         </w:tc>
@@ -14312,38 +13816,114 @@
         <w:rPr>
           <w:rFonts w:cs="Calibri"/>
         </w:rPr>
-        <w:t xml:space="preserve">Di Case 3, </w:t>
-      </w:r>
-      <w:r>
-        <w:rPr>
-          <w:rFonts w:cs="Calibri"/>
-        </w:rPr>
-        <w:t>Integer</w:t>
-      </w:r>
+        <w:t xml:space="preserve">Di Case 3, Integer, String, dan Salesperson </w:t>
+      </w:r>
+      <w:proofErr w:type="spellStart"/>
+      <w:r>
+        <w:rPr>
+          <w:rFonts w:cs="Calibri"/>
+        </w:rPr>
+        <w:t>tidak</w:t>
+      </w:r>
+      <w:proofErr w:type="spellEnd"/>
+      <w:r>
+        <w:rPr>
+          <w:rFonts w:cs="Calibri"/>
+        </w:rPr>
+        <w:t xml:space="preserve"> </w:t>
+      </w:r>
+      <w:proofErr w:type="spellStart"/>
+      <w:r>
+        <w:rPr>
+          <w:rFonts w:cs="Calibri"/>
+        </w:rPr>
+        <w:t>berbagi</w:t>
+      </w:r>
+      <w:proofErr w:type="spellEnd"/>
+      <w:r>
+        <w:rPr>
+          <w:rFonts w:cs="Calibri"/>
+        </w:rPr>
+        <w:t xml:space="preserve"> data, punya </w:t>
+      </w:r>
+      <w:proofErr w:type="spellStart"/>
+      <w:r>
+        <w:rPr>
+          <w:rFonts w:cs="Calibri"/>
+        </w:rPr>
+        <w:t>induk</w:t>
+      </w:r>
+      <w:proofErr w:type="spellEnd"/>
+      <w:r>
+        <w:rPr>
+          <w:rFonts w:cs="Calibri"/>
+        </w:rPr>
+        <w:t xml:space="preserve"> masing-masing (Number </w:t>
+      </w:r>
+      <w:proofErr w:type="spellStart"/>
+      <w:r>
+        <w:rPr>
+          <w:rFonts w:cs="Calibri"/>
+        </w:rPr>
+        <w:t>atau</w:t>
+      </w:r>
+      <w:proofErr w:type="spellEnd"/>
+      <w:r>
+        <w:rPr>
+          <w:rFonts w:cs="Calibri"/>
+        </w:rPr>
+        <w:t xml:space="preserve"> Object). Jadi extends </w:t>
+      </w:r>
+      <w:proofErr w:type="spellStart"/>
+      <w:r>
+        <w:rPr>
+          <w:rFonts w:cs="Calibri"/>
+        </w:rPr>
+        <w:t>lagi</w:t>
+      </w:r>
+      <w:proofErr w:type="spellEnd"/>
+      <w:r>
+        <w:rPr>
+          <w:rFonts w:cs="Calibri"/>
+        </w:rPr>
+        <w:t xml:space="preserve"> </w:t>
+      </w:r>
+      <w:proofErr w:type="spellStart"/>
+      <w:r>
+        <w:rPr>
+          <w:rFonts w:cs="Calibri"/>
+        </w:rPr>
+        <w:t>tidak</w:t>
+      </w:r>
+      <w:proofErr w:type="spellEnd"/>
+      <w:r>
+        <w:rPr>
+          <w:rFonts w:cs="Calibri"/>
+        </w:rPr>
+        <w:t xml:space="preserve"> </w:t>
+      </w:r>
+      <w:proofErr w:type="spellStart"/>
+      <w:r>
+        <w:rPr>
+          <w:rFonts w:cs="Calibri"/>
+        </w:rPr>
+        <w:t>mungkin</w:t>
+      </w:r>
+      <w:proofErr w:type="spellEnd"/>
       <w:r>
         <w:rPr>
           <w:rFonts w:cs="Calibri"/>
         </w:rPr>
         <w:t xml:space="preserve">, </w:t>
       </w:r>
-      <w:r>
-        <w:rPr>
-          <w:rFonts w:cs="Calibri"/>
-        </w:rPr>
-        <w:t>String</w:t>
-      </w:r>
-      <w:r>
-        <w:rPr>
-          <w:rFonts w:cs="Calibri"/>
-        </w:rPr>
-        <w:t xml:space="preserve">, dan </w:t>
-      </w:r>
-      <w:r>
-        <w:rPr>
-          <w:rFonts w:cs="Calibri"/>
-        </w:rPr>
-        <w:t>Salesperson</w:t>
-      </w:r>
+      <w:proofErr w:type="spellStart"/>
+      <w:r>
+        <w:rPr>
+          <w:rFonts w:cs="Calibri"/>
+        </w:rPr>
+        <w:t>maka</w:t>
+      </w:r>
+      <w:proofErr w:type="spellEnd"/>
       <w:r>
         <w:rPr>
           <w:rFonts w:cs="Calibri"/>
@@ -14355,7 +13935,7 @@
         <w:rPr>
           <w:rFonts w:cs="Calibri"/>
         </w:rPr>
-        <w:t>tidak</w:t>
+        <w:t>dipakai</w:t>
       </w:r>
       <w:proofErr w:type="spellEnd"/>
       <w:r>
@@ -14369,172 +13949,20 @@
         <w:rPr>
           <w:rFonts w:cs="Calibri"/>
         </w:rPr>
-        <w:t>berbagi</w:t>
+        <w:t>lah</w:t>
       </w:r>
       <w:proofErr w:type="spellEnd"/>
       <w:r>
         <w:rPr>
           <w:rFonts w:cs="Calibri"/>
         </w:rPr>
-        <w:t xml:space="preserve"> data</w:t>
-      </w:r>
-      <w:r>
-        <w:rPr>
-          <w:rFonts w:cs="Calibri"/>
-        </w:rPr>
-        <w:t xml:space="preserve">, </w:t>
-      </w:r>
-      <w:r>
-        <w:rPr>
-          <w:rFonts w:cs="Calibri"/>
-        </w:rPr>
-        <w:t xml:space="preserve">punya </w:t>
-      </w:r>
-      <w:proofErr w:type="spellStart"/>
-      <w:r>
-        <w:rPr>
-          <w:rFonts w:cs="Calibri"/>
-        </w:rPr>
-        <w:t>induk</w:t>
-      </w:r>
-      <w:proofErr w:type="spellEnd"/>
-      <w:r>
-        <w:rPr>
-          <w:rFonts w:cs="Calibri"/>
-        </w:rPr>
-        <w:t xml:space="preserve"> masing-masing (</w:t>
-      </w:r>
-      <w:r>
-        <w:rPr>
-          <w:rFonts w:cs="Calibri"/>
-        </w:rPr>
-        <w:t>Number</w:t>
-      </w:r>
-      <w:r>
-        <w:rPr>
-          <w:rFonts w:cs="Calibri"/>
-        </w:rPr>
-        <w:t xml:space="preserve"> atau </w:t>
-      </w:r>
-      <w:r>
-        <w:rPr>
-          <w:rFonts w:cs="Calibri"/>
-        </w:rPr>
-        <w:t>Object</w:t>
-      </w:r>
-      <w:r>
-        <w:rPr>
-          <w:rFonts w:cs="Calibri"/>
-        </w:rPr>
-        <w:t xml:space="preserve">). Jadi </w:t>
-      </w:r>
-      <w:r>
-        <w:rPr>
-          <w:rFonts w:cs="Calibri"/>
-        </w:rPr>
-        <w:t>extends</w:t>
-      </w:r>
-      <w:r>
-        <w:rPr>
-          <w:rFonts w:cs="Calibri"/>
-        </w:rPr>
         <w:t xml:space="preserve"> </w:t>
       </w:r>
-      <w:proofErr w:type="spellStart"/>
-      <w:r>
-        <w:rPr>
-          <w:rFonts w:cs="Calibri"/>
-        </w:rPr>
-        <w:t>lagi</w:t>
-      </w:r>
-      <w:proofErr w:type="spellEnd"/>
-      <w:r>
-        <w:rPr>
-          <w:rFonts w:cs="Calibri"/>
-        </w:rPr>
-        <w:t xml:space="preserve"> </w:t>
-      </w:r>
-      <w:proofErr w:type="spellStart"/>
-      <w:r>
-        <w:rPr>
-          <w:rFonts w:cs="Calibri"/>
-        </w:rPr>
-        <w:t>tidak</w:t>
-      </w:r>
-      <w:proofErr w:type="spellEnd"/>
-      <w:r>
-        <w:rPr>
-          <w:rFonts w:cs="Calibri"/>
-        </w:rPr>
-        <w:t xml:space="preserve"> </w:t>
-      </w:r>
-      <w:proofErr w:type="spellStart"/>
-      <w:r>
-        <w:rPr>
-          <w:rFonts w:cs="Calibri"/>
-        </w:rPr>
-        <w:t>mungkin</w:t>
-      </w:r>
-      <w:proofErr w:type="spellEnd"/>
-      <w:r>
-        <w:rPr>
-          <w:rFonts w:cs="Calibri"/>
-        </w:rPr>
-        <w:t xml:space="preserve">, </w:t>
-      </w:r>
-      <w:proofErr w:type="spellStart"/>
-      <w:r>
-        <w:rPr>
-          <w:rFonts w:cs="Calibri"/>
-        </w:rPr>
-        <w:t>maka</w:t>
-      </w:r>
-      <w:proofErr w:type="spellEnd"/>
-      <w:r>
-        <w:rPr>
-          <w:rFonts w:cs="Calibri"/>
-        </w:rPr>
-        <w:t xml:space="preserve"> </w:t>
-      </w:r>
-      <w:proofErr w:type="spellStart"/>
-      <w:r>
-        <w:rPr>
-          <w:rFonts w:cs="Calibri"/>
-        </w:rPr>
-        <w:t>dipakai</w:t>
-      </w:r>
-      <w:proofErr w:type="spellEnd"/>
-      <w:r>
-        <w:rPr>
-          <w:rFonts w:cs="Calibri"/>
-        </w:rPr>
-        <w:t xml:space="preserve"> </w:t>
-      </w:r>
-      <w:proofErr w:type="spellStart"/>
-      <w:r>
-        <w:rPr>
-          <w:rFonts w:cs="Calibri"/>
-        </w:rPr>
-        <w:t>lah</w:t>
-      </w:r>
-      <w:proofErr w:type="spellEnd"/>
-      <w:r>
-        <w:rPr>
-          <w:rFonts w:cs="Calibri"/>
-        </w:rPr>
-        <w:t xml:space="preserve"> </w:t>
-      </w:r>
-      <w:r>
-        <w:rPr>
-          <w:rFonts w:cs="Calibri"/>
-        </w:rPr>
-        <w:t>interface</w:t>
-      </w:r>
-      <w:r>
-        <w:rPr>
-          <w:rFonts w:cs="Calibri"/>
-        </w:rPr>
-        <w:t>.</w:t>
+      <w:r>
+        <w:rPr>
+          <w:rFonts w:cs="Calibri"/>
+        </w:rPr>
+        <w:t>interface.</w:t>
       </w:r>
     </w:p>
     <w:p>
@@ -14654,7 +14082,21 @@
         <w:rPr>
           <w:rFonts w:cs="Calibri"/>
         </w:rPr>
-        <w:t xml:space="preserve"> perilaku </w:t>
+        <w:t xml:space="preserve"> </w:t>
+      </w:r>
+      <w:proofErr w:type="spellStart"/>
+      <w:r>
+        <w:rPr>
+          <w:rFonts w:cs="Calibri"/>
+        </w:rPr>
+        <w:t>perilaku</w:t>
+      </w:r>
+      <w:proofErr w:type="spellEnd"/>
+      <w:r>
+        <w:rPr>
+          <w:rFonts w:cs="Calibri"/>
+        </w:rPr>
+        <w:t xml:space="preserve"> </w:t>
       </w:r>
       <w:proofErr w:type="spellStart"/>
       <w:r>
@@ -15611,6 +15053,7 @@
   <w:style w:type="character" w:default="1" w:styleId="FontParagrafDefault">
     <w:name w:val="Default Paragraph Font"/>
     <w:uiPriority w:val="1"/>
+    <w:semiHidden/>
     <w:unhideWhenUsed/>
   </w:style>
   <w:style w:type="table" w:default="1" w:styleId="TabelNormal">
@@ -26389,6 +25832,18 @@
       <w:u w:val="single"/>
     </w:rPr>
   </w:style>
+  <w:style w:type="character" w:styleId="SebutanYangBelumTerselesaikan">
+    <w:name w:val="Unresolved Mention"/>
+    <w:basedOn w:val="FontParagrafDefault"/>
+    <w:uiPriority w:val="99"/>
+    <w:semiHidden/>
+    <w:unhideWhenUsed/>
+    <w:rsid w:val="006C6446"/>
+    <w:rPr>
+      <w:color w:val="605E5C"/>
+      <w:shd w:val="clear" w:color="auto" w:fill="E1DFDD"/>
+    </w:rPr>
+  </w:style>
 </w:styles>
 </file>
 
